--- a/src/articles/מבוא-למחשבת-בית-יוסף/מבוא למחשבת בית יוסף.docx
+++ b/src/articles/מבוא-למחשבת-בית-יוסף/מבוא למחשבת בית יוסף.docx
@@ -4,7 +4,7 @@
   <w:body>
     <w:p>
       <w:pPr>
-        <w:pStyle w:val="Title"/>
+        <w:pStyle w:val="a3"/>
         <w:contextualSpacing w:val="0"/>
         <w:jc w:val="center"/>
         <w:rPr>
@@ -26,7 +26,7 @@
     </w:p>
     <w:p>
       <w:pPr>
-        <w:pStyle w:val="ListParagraph"/>
+        <w:pStyle w:val="a9"/>
         <w:numPr>
           <w:ilvl w:val="0"/>
           <w:numId w:val="1"/>
@@ -45,25 +45,7 @@
           <w:szCs w:val="32"/>
           <w:rtl/>
         </w:rPr>
-        <w:t xml:space="preserve">וַיִּוָּעַ֣ץ הַמֶּ֔לֶךְ וַיַּ֕עַשׂ שְׁנֵ֖י עֶגְלֵ֣י זָהָ֑ב וַיֹּ֣אמֶר אֲלֵהֶ֗ם </w:t>
-      </w:r>
-      <w:proofErr w:type="spellStart"/>
-      <w:r>
-        <w:rPr>
-          <w:sz w:val="32"/>
-          <w:szCs w:val="32"/>
-          <w:rtl/>
-        </w:rPr>
-        <w:t>רַב־לָכֶם</w:t>
-      </w:r>
-      <w:proofErr w:type="spellEnd"/>
-      <w:r>
-        <w:rPr>
-          <w:sz w:val="32"/>
-          <w:szCs w:val="32"/>
-          <w:rtl/>
-        </w:rPr>
-        <w:t>֙ מֵעֲל֣וֹת יְרוּשָׁלַ֔</w:t>
+        <w:t>וַיִּוָּעַ֣ץ הַמֶּ֔לֶךְ וַיַּ֕עַשׂ שְׁנֵ֖י עֶגְלֵ֣י זָהָ֑ב וַיֹּ֣אמֶר אֲלֵהֶ֗ם רַב־לָכֶם֙ מֵעֲל֣וֹת יְרוּשָׁלַ֔</w:t>
       </w:r>
       <w:r>
         <w:rPr>
@@ -225,65 +207,11 @@
           <w:szCs w:val="32"/>
           <w:rtl/>
         </w:rPr>
-        <w:t xml:space="preserve">וַיָּ֥שֶׂם </w:t>
-      </w:r>
-      <w:proofErr w:type="spellStart"/>
-      <w:r>
-        <w:rPr>
-          <w:sz w:val="32"/>
-          <w:szCs w:val="32"/>
-          <w:rtl/>
-        </w:rPr>
-        <w:t>אֶת־הָאֶחָ֖ד</w:t>
-      </w:r>
-      <w:proofErr w:type="spellEnd"/>
-      <w:r>
-        <w:rPr>
-          <w:sz w:val="32"/>
-          <w:szCs w:val="32"/>
-          <w:rtl/>
-        </w:rPr>
-        <w:t xml:space="preserve"> </w:t>
-      </w:r>
-      <w:proofErr w:type="spellStart"/>
-      <w:r>
-        <w:rPr>
-          <w:sz w:val="32"/>
-          <w:szCs w:val="32"/>
-          <w:rtl/>
-        </w:rPr>
-        <w:t>בְּבֵֽית־אֵ֑ל</w:t>
-      </w:r>
-      <w:proofErr w:type="spellEnd"/>
-      <w:r>
-        <w:rPr>
-          <w:sz w:val="32"/>
-          <w:szCs w:val="32"/>
-          <w:rtl/>
-        </w:rPr>
-        <w:t xml:space="preserve"> </w:t>
-      </w:r>
-      <w:proofErr w:type="spellStart"/>
-      <w:r>
-        <w:rPr>
-          <w:sz w:val="32"/>
-          <w:szCs w:val="32"/>
-          <w:rtl/>
-        </w:rPr>
-        <w:t>וְאֶת־הָאֶחָ֖ד</w:t>
-      </w:r>
-      <w:proofErr w:type="spellEnd"/>
-      <w:r>
-        <w:rPr>
-          <w:sz w:val="32"/>
-          <w:szCs w:val="32"/>
-          <w:rtl/>
-        </w:rPr>
-        <w:t xml:space="preserve"> נָתַ֥ן בְּדָֽן׃</w:t>
-      </w:r>
-      <w:r>
-        <w:rPr>
-          <w:rStyle w:val="FootnoteReference"/>
+        <w:t>וַיָּ֥שֶׂם אֶת־הָאֶחָ֖ד בְּבֵֽית־אֵ֑ל וְאֶת־הָאֶחָ֖ד נָתַ֥ן בְּדָֽן׃</w:t>
+      </w:r>
+      <w:r>
+        <w:rPr>
+          <w:rStyle w:val="af0"/>
           <w:sz w:val="32"/>
           <w:szCs w:val="32"/>
           <w:rtl/>
@@ -302,7 +230,7 @@
     </w:p>
     <w:p>
       <w:pPr>
-        <w:pStyle w:val="ListParagraph"/>
+        <w:pStyle w:val="a9"/>
         <w:numPr>
           <w:ilvl w:val="0"/>
           <w:numId w:val="1"/>
@@ -326,7 +254,7 @@
       </w:r>
       <w:r>
         <w:rPr>
-          <w:rStyle w:val="FootnoteReference"/>
+          <w:rStyle w:val="af0"/>
           <w:sz w:val="32"/>
           <w:szCs w:val="32"/>
           <w:rtl/>
@@ -348,25 +276,7 @@
           <w:szCs w:val="32"/>
           <w:rtl/>
         </w:rPr>
-        <w:t xml:space="preserve">תּוֹרָתוֹ שֶׁל </w:t>
-      </w:r>
-      <w:proofErr w:type="spellStart"/>
-      <w:r>
-        <w:rPr>
-          <w:sz w:val="32"/>
-          <w:szCs w:val="32"/>
-          <w:rtl/>
-        </w:rPr>
-        <w:t>יָרׇבְעָם</w:t>
-      </w:r>
-      <w:proofErr w:type="spellEnd"/>
-      <w:r>
-        <w:rPr>
-          <w:sz w:val="32"/>
-          <w:szCs w:val="32"/>
-          <w:rtl/>
-        </w:rPr>
-        <w:t xml:space="preserve"> לֹא הָיָה בָּהּ שׁוּם דּוֹפִי.</w:t>
+        <w:t>תּוֹרָתוֹ שֶׁל יָרׇבְעָם לֹא הָיָה בָּהּ שׁוּם דּוֹפִי.</w:t>
       </w:r>
       <w:r>
         <w:rPr>
@@ -383,43 +293,7 @@
           <w:szCs w:val="32"/>
           <w:rtl/>
         </w:rPr>
-        <w:t xml:space="preserve"> </w:t>
-      </w:r>
-      <w:proofErr w:type="spellStart"/>
-      <w:r>
-        <w:rPr>
-          <w:sz w:val="32"/>
-          <w:szCs w:val="32"/>
-          <w:rtl/>
-        </w:rPr>
-        <w:t>שֶׁכׇּל</w:t>
-      </w:r>
-      <w:proofErr w:type="spellEnd"/>
-      <w:r>
-        <w:rPr>
-          <w:sz w:val="32"/>
-          <w:szCs w:val="32"/>
-          <w:rtl/>
-        </w:rPr>
-        <w:t xml:space="preserve"> תַּלְמִידֵי חֲכָמִים </w:t>
-      </w:r>
-      <w:proofErr w:type="spellStart"/>
-      <w:r>
-        <w:rPr>
-          <w:sz w:val="32"/>
-          <w:szCs w:val="32"/>
-          <w:rtl/>
-        </w:rPr>
-        <w:t>דּוֹמִין</w:t>
-      </w:r>
-      <w:proofErr w:type="spellEnd"/>
-      <w:r>
-        <w:rPr>
-          <w:sz w:val="32"/>
-          <w:szCs w:val="32"/>
-          <w:rtl/>
-        </w:rPr>
-        <w:t xml:space="preserve"> לִפְנֵיהֶם</w:t>
+        <w:t xml:space="preserve"> שֶׁכׇּל תַּלְמִידֵי חֲכָמִים דּוֹמִין לִפְנֵיהֶם</w:t>
       </w:r>
       <w:r>
         <w:rPr>
@@ -436,43 +310,7 @@
           <w:szCs w:val="32"/>
           <w:rtl/>
         </w:rPr>
-        <w:t xml:space="preserve"> כְּעִשְׂבֵי הַשָּׂדֶה. וְאִיכָּא דְּאָמַר: </w:t>
-      </w:r>
-      <w:proofErr w:type="spellStart"/>
-      <w:r>
-        <w:rPr>
-          <w:sz w:val="32"/>
-          <w:szCs w:val="32"/>
-          <w:rtl/>
-        </w:rPr>
-        <w:t>שֶׁכׇּל</w:t>
-      </w:r>
-      <w:proofErr w:type="spellEnd"/>
-      <w:r>
-        <w:rPr>
-          <w:sz w:val="32"/>
-          <w:szCs w:val="32"/>
-          <w:rtl/>
-        </w:rPr>
-        <w:t xml:space="preserve"> טַעֲמֵי תּוֹרָה </w:t>
-      </w:r>
-      <w:proofErr w:type="spellStart"/>
-      <w:r>
-        <w:rPr>
-          <w:sz w:val="32"/>
-          <w:szCs w:val="32"/>
-          <w:rtl/>
-        </w:rPr>
-        <w:t>מְגוּלִּין</w:t>
-      </w:r>
-      <w:proofErr w:type="spellEnd"/>
-      <w:r>
-        <w:rPr>
-          <w:sz w:val="32"/>
-          <w:szCs w:val="32"/>
-          <w:rtl/>
-        </w:rPr>
-        <w:t xml:space="preserve"> לָהֶם כַּשָּׂדֶה.</w:t>
+        <w:t xml:space="preserve"> כְּעִשְׂבֵי הַשָּׂדֶה. וְאִיכָּא דְּאָמַר: שֶׁכׇּל טַעֲמֵי תּוֹרָה מְגוּלִּין לָהֶם כַּשָּׂדֶה.</w:t>
       </w:r>
       <w:r>
         <w:rPr>
@@ -489,43 +327,7 @@
           <w:szCs w:val="32"/>
           <w:rtl/>
         </w:rPr>
-        <w:t xml:space="preserve">אָמַר רַבִּי אַבָּא: אַחַר שֶׁתְּפָשׂוֹ הַקָּדוֹשׁ בָּרוּךְ הוּא </w:t>
-      </w:r>
-      <w:proofErr w:type="spellStart"/>
-      <w:r>
-        <w:rPr>
-          <w:sz w:val="32"/>
-          <w:szCs w:val="32"/>
-          <w:rtl/>
-        </w:rPr>
-        <w:t>לְיָרׇבְעָם</w:t>
-      </w:r>
-      <w:proofErr w:type="spellEnd"/>
-      <w:r>
-        <w:rPr>
-          <w:sz w:val="32"/>
-          <w:szCs w:val="32"/>
-          <w:rtl/>
-        </w:rPr>
-        <w:t xml:space="preserve"> בְּבִגְדוֹ, וְאָמַר לוֹ: חֲזוֹר בְּךָ, וַאֲנִי וְאַתָּה וּבֶן יִשַׁי נְטַיֵּיל בְּגַן עֵדֶן. אָמַר לוֹ: מִי בָּרֹאשׁ? בֶּן יִשַׁי בָּרֹאשׁ. אִי הָכִי, לָא </w:t>
-      </w:r>
-      <w:proofErr w:type="spellStart"/>
-      <w:r>
-        <w:rPr>
-          <w:sz w:val="32"/>
-          <w:szCs w:val="32"/>
-          <w:rtl/>
-        </w:rPr>
-        <w:t>בָּעֵינָא</w:t>
-      </w:r>
-      <w:proofErr w:type="spellEnd"/>
-      <w:r>
-        <w:rPr>
-          <w:sz w:val="32"/>
-          <w:szCs w:val="32"/>
-          <w:rtl/>
-        </w:rPr>
-        <w:t>.</w:t>
+        <w:t>אָמַר רַבִּי אַבָּא: אַחַר שֶׁתְּפָשׂוֹ הַקָּדוֹשׁ בָּרוּךְ הוּא לְיָרׇבְעָם בְּבִגְדוֹ, וְאָמַר לוֹ: חֲזוֹר בְּךָ, וַאֲנִי וְאַתָּה וּבֶן יִשַׁי נְטַיֵּיל בְּגַן עֵדֶן. אָמַר לוֹ: מִי בָּרֹאשׁ? בֶּן יִשַׁי בָּרֹאשׁ. אִי הָכִי, לָא בָּעֵינָא.</w:t>
       </w:r>
       <w:r>
         <w:rPr>
@@ -546,7 +348,7 @@
       </w:r>
       <w:r>
         <w:rPr>
-          <w:rStyle w:val="FootnoteReference"/>
+          <w:rStyle w:val="af0"/>
           <w:sz w:val="32"/>
           <w:szCs w:val="32"/>
           <w:rtl/>
@@ -565,7 +367,7 @@
     </w:p>
     <w:p>
       <w:pPr>
-        <w:pStyle w:val="ListParagraph"/>
+        <w:pStyle w:val="a9"/>
         <w:numPr>
           <w:ilvl w:val="0"/>
           <w:numId w:val="1"/>
@@ -585,27 +387,7 @@
           <w:szCs w:val="32"/>
           <w:rtl/>
         </w:rPr>
-        <w:t xml:space="preserve">מה גרם לו לחטא </w:t>
-      </w:r>
-      <w:proofErr w:type="spellStart"/>
-      <w:r>
-        <w:rPr>
-          <w:rFonts w:hint="cs"/>
-          <w:sz w:val="32"/>
-          <w:szCs w:val="32"/>
-          <w:rtl/>
-        </w:rPr>
-        <w:t>הלכאורה</w:t>
-      </w:r>
-      <w:proofErr w:type="spellEnd"/>
-      <w:r>
-        <w:rPr>
-          <w:rFonts w:hint="cs"/>
-          <w:sz w:val="32"/>
-          <w:szCs w:val="32"/>
-          <w:rtl/>
-        </w:rPr>
-        <w:t xml:space="preserve"> שטותי הזה? לעבוד עבודה זרה? תלמיד חכם גדול כזה שיחזור לכאורה שוב על חטא העגל? הוא אדם גדול וצריך שנבין את הטעות גם כדי שלא נחשוד בו בדברים שאין בו, גם שלא ניפול באותה טעות, וגם שנדע לעשות עליה תשובה ולקיים את מה שירבעם התלמיד החכם העצום הזה אומר לנו </w:t>
+        <w:t xml:space="preserve">מה גרם לו לחטא הלכאורה שטותי הזה? לעבוד עבודה זרה? תלמיד חכם גדול כזה שיחזור לכאורה שוב על חטא העגל? הוא אדם גדול וצריך שנבין את הטעות גם כדי שלא נחשוד בו בדברים שאין בו, גם שלא ניפול באותה טעות, וגם שנדע לעשות עליה תשובה ולקיים את מה שירבעם התלמיד החכם העצום הזה אומר לנו </w:t>
       </w:r>
       <w:r>
         <w:rPr>
@@ -627,7 +409,7 @@
     </w:p>
     <w:p>
       <w:pPr>
-        <w:pStyle w:val="ListParagraph"/>
+        <w:pStyle w:val="a9"/>
         <w:numPr>
           <w:ilvl w:val="0"/>
           <w:numId w:val="1"/>
@@ -686,7 +468,7 @@
     </w:p>
     <w:p>
       <w:pPr>
-        <w:pStyle w:val="ListParagraph"/>
+        <w:pStyle w:val="a9"/>
         <w:numPr>
           <w:ilvl w:val="0"/>
           <w:numId w:val="1"/>
@@ -751,47 +533,11 @@
           <w:szCs w:val="32"/>
           <w:rtl/>
         </w:rPr>
-        <w:t xml:space="preserve">וְנוֹעַדְתִּ֣י לְךָ֮ שָׁם֒ וְדִבַּרְתִּ֨י אִתְּךָ֜ מֵעַ֣ל הַכַּפֹּ֗רֶת מִבֵּין֙ שְׁנֵ֣י הַכְּרֻבִ֔ים אֲשֶׁ֖ר </w:t>
-      </w:r>
-      <w:proofErr w:type="spellStart"/>
-      <w:r>
-        <w:rPr>
-          <w:sz w:val="32"/>
-          <w:szCs w:val="32"/>
-          <w:rtl/>
-        </w:rPr>
-        <w:t>עַל־אֲר֣וֹן</w:t>
-      </w:r>
-      <w:proofErr w:type="spellEnd"/>
-      <w:r>
-        <w:rPr>
-          <w:sz w:val="32"/>
-          <w:szCs w:val="32"/>
-          <w:rtl/>
-        </w:rPr>
-        <w:t xml:space="preserve"> הָעֵדֻ֑ת אֵ֣ת </w:t>
-      </w:r>
-      <w:proofErr w:type="spellStart"/>
-      <w:r>
-        <w:rPr>
-          <w:sz w:val="32"/>
-          <w:szCs w:val="32"/>
-          <w:rtl/>
-        </w:rPr>
-        <w:t>כׇּל־אֲשֶׁ֧ר</w:t>
-      </w:r>
-      <w:proofErr w:type="spellEnd"/>
-      <w:r>
-        <w:rPr>
-          <w:sz w:val="32"/>
-          <w:szCs w:val="32"/>
-          <w:rtl/>
-        </w:rPr>
-        <w:t xml:space="preserve"> אֲצַוֶּ֛ה אוֹתְךָ֖ אֶל־בְּנֵ֥י יִשְׂרָאֵֽל</w:t>
-      </w:r>
-      <w:r>
-        <w:rPr>
-          <w:rStyle w:val="FootnoteReference"/>
+        <w:t>וְנוֹעַדְתִּ֣י לְךָ֮ שָׁם֒ וְדִבַּרְתִּ֨י אִתְּךָ֜ מֵעַ֣ל הַכַּפֹּ֗רֶת מִבֵּין֙ שְׁנֵ֣י הַכְּרֻבִ֔ים אֲשֶׁ֖ר עַל־אֲר֣וֹן הָעֵדֻ֑ת אֵ֣ת כׇּל־אֲשֶׁ֧ר אֲצַוֶּ֛ה אוֹתְךָ֖ אֶל־בְּנֵ֥י יִשְׂרָאֵֽל</w:t>
+      </w:r>
+      <w:r>
+        <w:rPr>
+          <w:rStyle w:val="af0"/>
           <w:sz w:val="32"/>
           <w:szCs w:val="32"/>
           <w:rtl/>
@@ -809,7 +555,7 @@
     </w:p>
     <w:p>
       <w:pPr>
-        <w:pStyle w:val="ListParagraph"/>
+        <w:pStyle w:val="a9"/>
         <w:numPr>
           <w:ilvl w:val="0"/>
           <w:numId w:val="1"/>
@@ -829,27 +575,7 @@
           <w:szCs w:val="32"/>
           <w:rtl/>
         </w:rPr>
-        <w:t xml:space="preserve">ירבעם אומר לעם ישראל: שלמה עשה טעות שהביא את הצורה </w:t>
-      </w:r>
-      <w:proofErr w:type="spellStart"/>
-      <w:r>
-        <w:rPr>
-          <w:rFonts w:hint="cs"/>
-          <w:sz w:val="32"/>
-          <w:szCs w:val="32"/>
-          <w:rtl/>
-        </w:rPr>
-        <w:t>המשכנית</w:t>
-      </w:r>
-      <w:proofErr w:type="spellEnd"/>
-      <w:r>
-        <w:rPr>
-          <w:rFonts w:hint="cs"/>
-          <w:sz w:val="32"/>
-          <w:szCs w:val="32"/>
-          <w:rtl/>
-        </w:rPr>
-        <w:t xml:space="preserve">, הזמנית, לבית עולמים. הכרובים שם הם המשל, אבל איפה דבר ה' מתגלה בעולם? </w:t>
+        <w:t xml:space="preserve">ירבעם אומר לעם ישראל: שלמה עשה טעות שהביא את הצורה המשכנית, הזמנית, לבית עולמים. הכרובים שם הם המשל, אבל איפה דבר ה' מתגלה בעולם? </w:t>
       </w:r>
       <w:r>
         <w:rPr>
@@ -874,7 +600,7 @@
     </w:p>
     <w:p>
       <w:pPr>
-        <w:pStyle w:val="ListParagraph"/>
+        <w:pStyle w:val="a9"/>
         <w:numPr>
           <w:ilvl w:val="0"/>
           <w:numId w:val="1"/>
@@ -894,31 +620,11 @@
           <w:szCs w:val="32"/>
           <w:rtl/>
         </w:rPr>
-        <w:t xml:space="preserve">וכמו שהרבי </w:t>
-      </w:r>
-      <w:proofErr w:type="spellStart"/>
-      <w:r>
-        <w:rPr>
-          <w:rFonts w:hint="cs"/>
-          <w:sz w:val="32"/>
-          <w:szCs w:val="32"/>
-          <w:rtl/>
-        </w:rPr>
-        <w:t>מפיאסצנה</w:t>
-      </w:r>
-      <w:proofErr w:type="spellEnd"/>
-      <w:r>
-        <w:rPr>
-          <w:rFonts w:hint="cs"/>
-          <w:sz w:val="32"/>
-          <w:szCs w:val="32"/>
-          <w:rtl/>
-        </w:rPr>
-        <w:t xml:space="preserve"> מביא</w:t>
-      </w:r>
-      <w:r>
-        <w:rPr>
-          <w:rStyle w:val="FootnoteReference"/>
+        <w:t>וכמו שהרבי מפיאסצנה מביא</w:t>
+      </w:r>
+      <w:r>
+        <w:rPr>
+          <w:rStyle w:val="af0"/>
           <w:sz w:val="32"/>
           <w:szCs w:val="32"/>
           <w:rtl/>
@@ -991,25 +697,7 @@
           <w:szCs w:val="32"/>
           <w:rtl/>
         </w:rPr>
-        <w:t xml:space="preserve"> מן העם ממש את הקולות ואת התורה ראו שהתורה </w:t>
-      </w:r>
-      <w:proofErr w:type="spellStart"/>
-      <w:r>
-        <w:rPr>
-          <w:sz w:val="32"/>
-          <w:szCs w:val="32"/>
-          <w:rtl/>
-        </w:rPr>
-        <w:t>נתלבשה</w:t>
-      </w:r>
-      <w:proofErr w:type="spellEnd"/>
-      <w:r>
-        <w:rPr>
-          <w:sz w:val="32"/>
-          <w:szCs w:val="32"/>
-          <w:rtl/>
-        </w:rPr>
-        <w:t xml:space="preserve"> בגופי ישראל, וינועו ויעמדו מרחוק ויאמרו כו' כי יראו אם אין זה התגשמות</w:t>
+        <w:t xml:space="preserve"> מן העם ממש את הקולות ואת התורה ראו שהתורה נתלבשה בגופי ישראל, וינועו ויעמדו מרחוק ויאמרו כו' כי יראו אם אין זה התגשמות</w:t>
       </w:r>
       <w:r>
         <w:rPr>
@@ -1026,43 +714,7 @@
           <w:szCs w:val="32"/>
           <w:rtl/>
         </w:rPr>
-        <w:t xml:space="preserve"> אלקית, ואמר להם משה כי </w:t>
-      </w:r>
-      <w:proofErr w:type="spellStart"/>
-      <w:r>
-        <w:rPr>
-          <w:sz w:val="32"/>
-          <w:szCs w:val="32"/>
-          <w:rtl/>
-        </w:rPr>
-        <w:t>לבעבור</w:t>
-      </w:r>
-      <w:proofErr w:type="spellEnd"/>
-      <w:r>
-        <w:rPr>
-          <w:sz w:val="32"/>
-          <w:szCs w:val="32"/>
-          <w:rtl/>
-        </w:rPr>
-        <w:t xml:space="preserve"> נסות וכו' </w:t>
-      </w:r>
-      <w:proofErr w:type="spellStart"/>
-      <w:r>
-        <w:rPr>
-          <w:sz w:val="32"/>
-          <w:szCs w:val="32"/>
-          <w:rtl/>
-        </w:rPr>
-        <w:t>פרש"י</w:t>
-      </w:r>
-      <w:proofErr w:type="spellEnd"/>
-      <w:r>
-        <w:rPr>
-          <w:sz w:val="32"/>
-          <w:szCs w:val="32"/>
-          <w:rtl/>
-        </w:rPr>
-        <w:t xml:space="preserve"> מלשון הרמת נס. לא שאתם מגשמים את ד' אלא שאתם מתעלים אליו וצורתכם וראייתכם מתקדשת בזה.</w:t>
+        <w:t xml:space="preserve"> אלקית, ואמר להם משה כי לבעבור נסות וכו' פרש"י מלשון הרמת נס. לא שאתם מגשמים את ד' אלא שאתם מתעלים אליו וצורתכם וראייתכם מתקדשת בזה.</w:t>
       </w:r>
       <w:r>
         <w:rPr>
@@ -1093,7 +745,7 @@
     </w:p>
     <w:p>
       <w:pPr>
-        <w:pStyle w:val="ListParagraph"/>
+        <w:pStyle w:val="a9"/>
         <w:numPr>
           <w:ilvl w:val="0"/>
           <w:numId w:val="1"/>
@@ -1117,7 +769,7 @@
       </w:r>
       <w:r>
         <w:rPr>
-          <w:rStyle w:val="FootnoteReference"/>
+          <w:rStyle w:val="af0"/>
           <w:sz w:val="32"/>
           <w:szCs w:val="32"/>
           <w:rtl/>
@@ -1139,43 +791,7 @@
           <w:szCs w:val="32"/>
           <w:rtl/>
         </w:rPr>
-        <w:t xml:space="preserve">וַיְהִ֛י כִּרְא֥וֹת אַחְאָ֖ב </w:t>
-      </w:r>
-      <w:proofErr w:type="spellStart"/>
-      <w:r>
-        <w:rPr>
-          <w:sz w:val="32"/>
-          <w:szCs w:val="32"/>
-          <w:rtl/>
-        </w:rPr>
-        <w:t>אֶת־אֵלִיָּ֑הו</w:t>
-      </w:r>
-      <w:proofErr w:type="spellEnd"/>
-      <w:r>
-        <w:rPr>
-          <w:sz w:val="32"/>
-          <w:szCs w:val="32"/>
-          <w:rtl/>
-        </w:rPr>
-        <w:t xml:space="preserve">ּ וַיֹּ֤אמֶר אַחְאָב֙ אֵלָ֔יו </w:t>
-      </w:r>
-      <w:proofErr w:type="spellStart"/>
-      <w:r>
-        <w:rPr>
-          <w:sz w:val="32"/>
-          <w:szCs w:val="32"/>
-          <w:rtl/>
-        </w:rPr>
-        <w:t>הַאַתָּ֥ה</w:t>
-      </w:r>
-      <w:proofErr w:type="spellEnd"/>
-      <w:r>
-        <w:rPr>
-          <w:sz w:val="32"/>
-          <w:szCs w:val="32"/>
-          <w:rtl/>
-        </w:rPr>
-        <w:t xml:space="preserve"> זֶ֖ה עֹכֵ֥ר יִשְׂרָאֵֽל׃ </w:t>
+        <w:t xml:space="preserve">וַיְהִ֛י כִּרְא֥וֹת אַחְאָ֖ב אֶת־אֵלִיָּ֑הוּ וַיֹּ֤אמֶר אַחְאָב֙ אֵלָ֔יו הַאַתָּ֥ה זֶ֖ה עֹכֵ֥ר יִשְׂרָאֵֽל׃ </w:t>
       </w:r>
       <w:r>
         <w:rPr>
@@ -1192,79 +808,7 @@
           <w:szCs w:val="32"/>
           <w:rtl/>
         </w:rPr>
-        <w:t xml:space="preserve">וַיֹּ֗אמֶר לֹ֤א עָכַ֙רְתִּי֙ </w:t>
-      </w:r>
-      <w:proofErr w:type="spellStart"/>
-      <w:r>
-        <w:rPr>
-          <w:sz w:val="32"/>
-          <w:szCs w:val="32"/>
-          <w:rtl/>
-        </w:rPr>
-        <w:t>אֶת־יִשְׂרָאֵ֔ל</w:t>
-      </w:r>
-      <w:proofErr w:type="spellEnd"/>
-      <w:r>
-        <w:rPr>
-          <w:sz w:val="32"/>
-          <w:szCs w:val="32"/>
-          <w:rtl/>
-        </w:rPr>
-        <w:t xml:space="preserve"> כִּ֥י </w:t>
-      </w:r>
-      <w:proofErr w:type="spellStart"/>
-      <w:r>
-        <w:rPr>
-          <w:sz w:val="32"/>
-          <w:szCs w:val="32"/>
-          <w:rtl/>
-        </w:rPr>
-        <w:t>אִם־אַתָּ֖ה</w:t>
-      </w:r>
-      <w:proofErr w:type="spellEnd"/>
-      <w:r>
-        <w:rPr>
-          <w:sz w:val="32"/>
-          <w:szCs w:val="32"/>
-          <w:rtl/>
-        </w:rPr>
-        <w:t xml:space="preserve"> וּבֵ֣ית אָבִ֑יךָ </w:t>
-      </w:r>
-      <w:proofErr w:type="spellStart"/>
-      <w:r>
-        <w:rPr>
-          <w:sz w:val="32"/>
-          <w:szCs w:val="32"/>
-          <w:rtl/>
-        </w:rPr>
-        <w:t>בַּעֲזׇבְכֶם</w:t>
-      </w:r>
-      <w:proofErr w:type="spellEnd"/>
-      <w:r>
-        <w:rPr>
-          <w:sz w:val="32"/>
-          <w:szCs w:val="32"/>
-          <w:rtl/>
-        </w:rPr>
-        <w:t xml:space="preserve">֙ </w:t>
-      </w:r>
-      <w:proofErr w:type="spellStart"/>
-      <w:r>
-        <w:rPr>
-          <w:sz w:val="32"/>
-          <w:szCs w:val="32"/>
-          <w:rtl/>
-        </w:rPr>
-        <w:t>אֶת־מִצְוֺ֣ת</w:t>
-      </w:r>
-      <w:proofErr w:type="spellEnd"/>
-      <w:r>
-        <w:rPr>
-          <w:sz w:val="32"/>
-          <w:szCs w:val="32"/>
-          <w:rtl/>
-        </w:rPr>
-        <w:t xml:space="preserve"> יְהֹוָ֔ה וַתֵּ֖לֶךְ אַחֲרֵ֥י הַבְּעָלִֽים׃</w:t>
+        <w:t>וַיֹּ֗אמֶר לֹ֤א עָכַ֙רְתִּי֙ אֶת־יִשְׂרָאֵ֔ל כִּ֥י אִם־אַתָּ֖ה וּבֵ֣ית אָבִ֑יךָ בַּעֲזׇבְכֶם֙ אֶת־מִצְוֺ֣ת יְהֹוָ֔ה וַתֵּ֖לֶךְ אַחֲרֵ֥י הַבְּעָלִֽים׃</w:t>
       </w:r>
       <w:r>
         <w:rPr>
@@ -1295,7 +839,7 @@
     </w:p>
     <w:p>
       <w:pPr>
-        <w:pStyle w:val="ListParagraph"/>
+        <w:pStyle w:val="a9"/>
         <w:numPr>
           <w:ilvl w:val="0"/>
           <w:numId w:val="1"/>
@@ -1336,7 +880,7 @@
       </w:r>
       <w:r>
         <w:rPr>
-          <w:rStyle w:val="FootnoteReference"/>
+          <w:rStyle w:val="af0"/>
           <w:sz w:val="32"/>
           <w:szCs w:val="32"/>
           <w:rtl/>
@@ -1443,7 +987,16 @@
           <w:szCs w:val="32"/>
           <w:rtl/>
         </w:rPr>
-        <w:t xml:space="preserve"> אמרתי לו</w:t>
+        <w:t xml:space="preserve"> </w:t>
+      </w:r>
+      <w:r>
+        <w:rPr>
+          <w:sz w:val="32"/>
+          <w:szCs w:val="32"/>
+          <w:rtl/>
+        </w:rPr>
+        <w:lastRenderedPageBreak/>
+        <w:t>אמרתי לו</w:t>
       </w:r>
       <w:r>
         <w:rPr>
@@ -1503,7 +1056,25 @@
           <w:szCs w:val="32"/>
           <w:rtl/>
         </w:rPr>
-        <w:t xml:space="preserve">... ואכן זה הסדר שה' מציע בתחילת דבריו "אני ואתה ובן ישי נהלך בגן עדן" </w:t>
+        <w:t>... ואכן זה הסדר שה' מציע בתחילת דבריו "אני ואתה ובן ישי נ</w:t>
+      </w:r>
+      <w:r>
+        <w:rPr>
+          <w:rFonts w:hint="cs"/>
+          <w:sz w:val="32"/>
+          <w:szCs w:val="32"/>
+          <w:rtl/>
+        </w:rPr>
+        <w:t>טייל</w:t>
+      </w:r>
+      <w:r>
+        <w:rPr>
+          <w:rFonts w:hint="cs"/>
+          <w:sz w:val="32"/>
+          <w:szCs w:val="32"/>
+          <w:rtl/>
+        </w:rPr>
+        <w:t xml:space="preserve"> בגן עדן" </w:t>
       </w:r>
       <w:r>
         <w:rPr>
@@ -1520,7 +1091,25 @@
           <w:szCs w:val="32"/>
           <w:rtl/>
         </w:rPr>
-        <w:t xml:space="preserve"> בסדר הזה! קודם ירבעם שמייצג את דגל ישראל ואחריו בן ישי נושא דגל התורה! אבל אם אתה שואל </w:t>
+        <w:t xml:space="preserve"> בסדר הזה! קודם ירבעם שמייצג את דגל ישראל ואחריו בן ישי נושא דגל התורה</w:t>
+      </w:r>
+      <w:r>
+        <w:rPr>
+          <w:rStyle w:val="af0"/>
+          <w:sz w:val="32"/>
+          <w:szCs w:val="32"/>
+          <w:rtl/>
+        </w:rPr>
+        <w:footnoteReference w:id="9"/>
+      </w:r>
+      <w:r>
+        <w:rPr>
+          <w:rFonts w:hint="cs"/>
+          <w:sz w:val="32"/>
+          <w:szCs w:val="32"/>
+          <w:rtl/>
+        </w:rPr>
+        <w:t xml:space="preserve">! אבל אם אתה שואל </w:t>
       </w:r>
       <w:r>
         <w:rPr>
@@ -1562,7 +1151,7 @@
     </w:p>
     <w:p>
       <w:pPr>
-        <w:pStyle w:val="ListParagraph"/>
+        <w:pStyle w:val="a9"/>
         <w:numPr>
           <w:ilvl w:val="0"/>
           <w:numId w:val="1"/>
@@ -1586,12 +1175,12 @@
       </w:r>
       <w:r>
         <w:rPr>
-          <w:rStyle w:val="FootnoteReference"/>
-          <w:sz w:val="32"/>
-          <w:szCs w:val="32"/>
-          <w:rtl/>
-        </w:rPr>
-        <w:footnoteReference w:id="9"/>
+          <w:rStyle w:val="af0"/>
+          <w:sz w:val="32"/>
+          <w:szCs w:val="32"/>
+          <w:rtl/>
+        </w:rPr>
+        <w:footnoteReference w:id="10"/>
       </w:r>
       <w:r>
         <w:rPr>
@@ -1608,54 +1197,8 @@
           <w:szCs w:val="32"/>
           <w:rtl/>
         </w:rPr>
-        <w:t xml:space="preserve">דּוֹרוֹ שֶׁל דָּוִד כּוּלָּן צַדִּיקִים הָיוּ וְעַל יְדֵי שֶׁהָיָה לָהֶן </w:t>
-      </w:r>
-      <w:proofErr w:type="spellStart"/>
-      <w:r>
-        <w:rPr>
-          <w:sz w:val="32"/>
-          <w:szCs w:val="32"/>
-          <w:rtl/>
-        </w:rPr>
-        <w:t>דֵילָטוֹרִין</w:t>
-      </w:r>
-      <w:proofErr w:type="spellEnd"/>
-      <w:r>
-        <w:rPr>
-          <w:sz w:val="32"/>
-          <w:szCs w:val="32"/>
-          <w:rtl/>
-        </w:rPr>
-        <w:t xml:space="preserve"> הָיוּ </w:t>
-      </w:r>
-      <w:proofErr w:type="spellStart"/>
-      <w:r>
-        <w:rPr>
-          <w:sz w:val="32"/>
-          <w:szCs w:val="32"/>
-          <w:rtl/>
-        </w:rPr>
-        <w:t>יוֹצְאִין</w:t>
-      </w:r>
-      <w:proofErr w:type="spellEnd"/>
-      <w:r>
-        <w:rPr>
-          <w:sz w:val="32"/>
-          <w:szCs w:val="32"/>
-          <w:rtl/>
-        </w:rPr>
-        <w:t xml:space="preserve"> בַּמִּלְחָמָה וְהָיוּ </w:t>
-      </w:r>
-      <w:proofErr w:type="spellStart"/>
-      <w:r>
-        <w:rPr>
-          <w:sz w:val="32"/>
-          <w:szCs w:val="32"/>
-          <w:rtl/>
-        </w:rPr>
-        <w:t>נוֹפְלִין</w:t>
-      </w:r>
-      <w:proofErr w:type="spellEnd"/>
+        <w:t>דּוֹרוֹ שֶׁל דָּוִד כּוּלָּן צַדִּיקִים הָיוּ וְעַל יְדֵי שֶׁהָיָה לָהֶן דֵילָטוֹרִין הָיוּ יוֹצְאִין בַּמִּלְחָמָה וְהָיוּ נוֹפְלִין</w:t>
+      </w:r>
       <w:r>
         <w:rPr>
           <w:rFonts w:hint="cs"/>
@@ -1671,54 +1214,8 @@
           <w:szCs w:val="32"/>
           <w:rtl/>
         </w:rPr>
-        <w:t xml:space="preserve">אֲבָל דּוֹרוֹ שֶׁל אַחְאָב עוֹבְדֵי עֲבוֹדָה זָרָה הָיוּ וְעַל יִדֵּי שֶׁלֹּא הָיָה לָהֶן </w:t>
-      </w:r>
-      <w:proofErr w:type="spellStart"/>
-      <w:r>
-        <w:rPr>
-          <w:sz w:val="32"/>
-          <w:szCs w:val="32"/>
-          <w:rtl/>
-        </w:rPr>
-        <w:t>דֵּילָטוֹרִיָּא</w:t>
-      </w:r>
-      <w:proofErr w:type="spellEnd"/>
-      <w:r>
-        <w:rPr>
-          <w:sz w:val="32"/>
-          <w:szCs w:val="32"/>
-          <w:rtl/>
-        </w:rPr>
-        <w:t xml:space="preserve"> הָיוּ </w:t>
-      </w:r>
-      <w:proofErr w:type="spellStart"/>
-      <w:r>
-        <w:rPr>
-          <w:sz w:val="32"/>
-          <w:szCs w:val="32"/>
-          <w:rtl/>
-        </w:rPr>
-        <w:t>יוֹרְדִין</w:t>
-      </w:r>
-      <w:proofErr w:type="spellEnd"/>
-      <w:r>
-        <w:rPr>
-          <w:sz w:val="32"/>
-          <w:szCs w:val="32"/>
-          <w:rtl/>
-        </w:rPr>
-        <w:t xml:space="preserve"> לַמִּלְחָמָה </w:t>
-      </w:r>
-      <w:proofErr w:type="spellStart"/>
-      <w:r>
-        <w:rPr>
-          <w:sz w:val="32"/>
-          <w:szCs w:val="32"/>
-          <w:rtl/>
-        </w:rPr>
-        <w:t>וְנוֹצְחִין</w:t>
-      </w:r>
-      <w:proofErr w:type="spellEnd"/>
+        <w:t>אֲבָל דּוֹרוֹ שֶׁל אַחְאָב עוֹבְדֵי עֲבוֹדָה זָרָה הָיוּ וְעַל יִדֵּי שֶׁלֹּא הָיָה לָהֶן דֵּילָטוֹרִיָּא הָיוּ יוֹרְדִין לַמִּלְחָמָה וְנוֹצְחִין</w:t>
+      </w:r>
       <w:r>
         <w:rPr>
           <w:rFonts w:hint="cs"/>
@@ -1739,12 +1236,12 @@
       </w:r>
       <w:r>
         <w:rPr>
-          <w:rStyle w:val="FootnoteReference"/>
-          <w:sz w:val="32"/>
-          <w:szCs w:val="32"/>
-          <w:rtl/>
-        </w:rPr>
-        <w:footnoteReference w:id="10"/>
+          <w:rStyle w:val="af0"/>
+          <w:sz w:val="32"/>
+          <w:szCs w:val="32"/>
+          <w:rtl/>
+        </w:rPr>
+        <w:footnoteReference w:id="11"/>
       </w:r>
       <w:r>
         <w:rPr>
@@ -1778,25 +1275,7 @@
           <w:szCs w:val="32"/>
           <w:rtl/>
         </w:rPr>
-        <w:t xml:space="preserve">אַתָּה </w:t>
-      </w:r>
-      <w:proofErr w:type="spellStart"/>
-      <w:r>
-        <w:rPr>
-          <w:sz w:val="32"/>
-          <w:szCs w:val="32"/>
-          <w:rtl/>
-        </w:rPr>
-        <w:t>וְצִיבָא</w:t>
-      </w:r>
-      <w:proofErr w:type="spellEnd"/>
-      <w:r>
-        <w:rPr>
-          <w:sz w:val="32"/>
-          <w:szCs w:val="32"/>
-          <w:rtl/>
-        </w:rPr>
-        <w:t xml:space="preserve"> תַּחְלְקוּ אֶת הַשָּׂדֶה</w:t>
+        <w:t>אַתָּה וְצִיבָא תַּחְלְקוּ אֶת הַשָּׂדֶה</w:t>
       </w:r>
       <w:r>
         <w:rPr>
@@ -1813,72 +1292,16 @@
           <w:szCs w:val="32"/>
           <w:rtl/>
         </w:rPr>
-        <w:t xml:space="preserve">, </w:t>
-      </w:r>
-      <w:proofErr w:type="spellStart"/>
-      <w:r>
-        <w:rPr>
-          <w:sz w:val="32"/>
-          <w:szCs w:val="32"/>
-          <w:rtl/>
-        </w:rPr>
-        <w:t>יָצְתָה</w:t>
-      </w:r>
-      <w:proofErr w:type="spellEnd"/>
-      <w:r>
-        <w:rPr>
-          <w:sz w:val="32"/>
-          <w:szCs w:val="32"/>
-          <w:rtl/>
-        </w:rPr>
-        <w:t xml:space="preserve"> בַּת קוֹל וְאָמְרָה לוֹ: רְחַבְעָם וְיָרָבְעָם יַחְלְקוּ אֶת הַמְּלוּכָה. אָמַר רַב יְהוּדָה אָמַר רַב: </w:t>
-      </w:r>
-      <w:proofErr w:type="spellStart"/>
-      <w:r>
-        <w:rPr>
-          <w:sz w:val="32"/>
-          <w:szCs w:val="32"/>
-          <w:rtl/>
-        </w:rPr>
-        <w:t>אִילְמָלֵי</w:t>
-      </w:r>
-      <w:proofErr w:type="spellEnd"/>
-      <w:r>
-        <w:rPr>
-          <w:sz w:val="32"/>
-          <w:szCs w:val="32"/>
-          <w:rtl/>
-        </w:rPr>
-        <w:t xml:space="preserve"> לֹא קִיבֵּל דָּוִד לָשׁוֹן הָרָע</w:t>
-      </w:r>
-      <w:r>
-        <w:rPr>
-          <w:rFonts w:hint="cs"/>
-          <w:sz w:val="32"/>
-          <w:szCs w:val="32"/>
-          <w:rtl/>
-        </w:rPr>
-        <w:t xml:space="preserve"> (</w:t>
-      </w:r>
-      <w:proofErr w:type="spellStart"/>
-      <w:r>
-        <w:rPr>
-          <w:rFonts w:hint="cs"/>
-          <w:sz w:val="32"/>
-          <w:szCs w:val="32"/>
-          <w:rtl/>
-        </w:rPr>
-        <w:t>שציבא</w:t>
-      </w:r>
-      <w:proofErr w:type="spellEnd"/>
-      <w:r>
-        <w:rPr>
-          <w:rFonts w:hint="cs"/>
-          <w:sz w:val="32"/>
-          <w:szCs w:val="32"/>
-          <w:rtl/>
-        </w:rPr>
-        <w:t xml:space="preserve"> סיפר על מפיבושת, הבן של יהונתן בנו של שאול המלך)</w:t>
+        <w:t>, יָצְתָה בַּת קוֹל וְאָמְרָה לוֹ: רְחַבְעָם וְיָרָבְעָם יַחְלְקוּ אֶת הַמְּלוּכָה. אָמַר רַב יְהוּדָה אָמַר רַב: אִילְמָלֵי לֹא קִיבֵּל דָּוִד לָשׁוֹן הָרָע</w:t>
+      </w:r>
+      <w:r>
+        <w:rPr>
+          <w:rFonts w:hint="cs"/>
+          <w:sz w:val="32"/>
+          <w:szCs w:val="32"/>
+          <w:rtl/>
+        </w:rPr>
+        <w:t xml:space="preserve"> (שציבא סיפר על מפיבושת, הבן של יהונתן בנו של שאול המלך)</w:t>
       </w:r>
       <w:r>
         <w:rPr>
@@ -1917,7 +1340,7 @@
     </w:p>
     <w:p>
       <w:pPr>
-        <w:pStyle w:val="ListParagraph"/>
+        <w:pStyle w:val="a9"/>
         <w:numPr>
           <w:ilvl w:val="0"/>
           <w:numId w:val="1"/>
@@ -1954,27 +1377,16 @@
           <w:szCs w:val="32"/>
           <w:rtl/>
         </w:rPr>
-        <w:t xml:space="preserve"> אפילו אם ישראל יתנצרו (כמובן לזכור שזה היה מחשבה קלושה שהוא חזר ממנה בתשובה ובספרו </w:t>
-      </w:r>
-      <w:proofErr w:type="spellStart"/>
-      <w:r>
-        <w:rPr>
-          <w:rFonts w:hint="cs"/>
-          <w:sz w:val="32"/>
-          <w:szCs w:val="32"/>
-          <w:rtl/>
-        </w:rPr>
-        <w:t>אלטנוילנד</w:t>
-      </w:r>
-      <w:proofErr w:type="spellEnd"/>
-      <w:r>
-        <w:rPr>
-          <w:rStyle w:val="FootnoteReference"/>
-          <w:sz w:val="32"/>
-          <w:szCs w:val="32"/>
-          <w:rtl/>
-        </w:rPr>
-        <w:footnoteReference w:id="11"/>
+        <w:t xml:space="preserve"> אפילו אם ישראל יתנצרו (כמובן לזכור שזה היה מחשבה קלושה שהוא חזר ממנה בתשובה ובספרו אלטנוילנד</w:t>
+      </w:r>
+      <w:r>
+        <w:rPr>
+          <w:rStyle w:val="af0"/>
+          <w:sz w:val="32"/>
+          <w:szCs w:val="32"/>
+          <w:rtl/>
+        </w:rPr>
+        <w:footnoteReference w:id="12"/>
       </w:r>
       <w:r>
         <w:rPr>
@@ -2004,12 +1416,12 @@
       </w:r>
       <w:r>
         <w:rPr>
-          <w:rStyle w:val="FootnoteReference"/>
-          <w:sz w:val="32"/>
-          <w:szCs w:val="32"/>
-          <w:rtl/>
-        </w:rPr>
-        <w:footnoteReference w:id="12"/>
+          <w:rStyle w:val="af0"/>
+          <w:sz w:val="32"/>
+          <w:szCs w:val="32"/>
+          <w:rtl/>
+        </w:rPr>
+        <w:footnoteReference w:id="13"/>
       </w:r>
       <w:r>
         <w:rPr>
@@ -2023,7 +1435,7 @@
     </w:p>
     <w:p>
       <w:pPr>
-        <w:pStyle w:val="ListParagraph"/>
+        <w:pStyle w:val="a9"/>
         <w:numPr>
           <w:ilvl w:val="0"/>
           <w:numId w:val="1"/>
@@ -2043,27 +1455,7 @@
           <w:szCs w:val="32"/>
           <w:rtl/>
         </w:rPr>
-        <w:t xml:space="preserve">אז איך הולכים בגן עדן? מה הסדר הנכון? אז בדוד יש פספוס גדול שבטעות הקדים את התורה לישראל וקיבל לשון הרע, וירבעם גם עדיין הוביל לקלקול גדול שהחטיא את ישראל, אז מה נכון? איך ממשיכים ללמוד תורה אבל עדיין זוכרים שישראל קדמו? איך מאזנים בין מה ש"העולם אומרים" לבין האמת? ובאופן </w:t>
-      </w:r>
-      <w:proofErr w:type="spellStart"/>
-      <w:r>
-        <w:rPr>
-          <w:rFonts w:hint="cs"/>
-          <w:sz w:val="32"/>
-          <w:szCs w:val="32"/>
-          <w:rtl/>
-        </w:rPr>
-        <w:t>ספיציפי</w:t>
-      </w:r>
-      <w:proofErr w:type="spellEnd"/>
-      <w:r>
-        <w:rPr>
-          <w:rFonts w:hint="cs"/>
-          <w:sz w:val="32"/>
-          <w:szCs w:val="32"/>
-          <w:rtl/>
-        </w:rPr>
-        <w:t xml:space="preserve"> </w:t>
+        <w:t xml:space="preserve">אז איך הולכים בגן עדן? מה הסדר הנכון? אז בדוד יש פספוס גדול שבטעות הקדים את התורה לישראל וקיבל לשון הרע, וירבעם גם עדיין הוביל לקלקול גדול שהחטיא את ישראל, אז מה נכון? איך ממשיכים ללמוד תורה אבל עדיין זוכרים שישראל קדמו? איך מאזנים בין מה ש"העולם אומרים" לבין האמת? ובאופן ספיציפי </w:t>
       </w:r>
       <w:r>
         <w:rPr>
@@ -2085,7 +1477,7 @@
     </w:p>
     <w:p>
       <w:pPr>
-        <w:pStyle w:val="ListParagraph"/>
+        <w:pStyle w:val="a9"/>
         <w:numPr>
           <w:ilvl w:val="0"/>
           <w:numId w:val="1"/>
@@ -2127,7 +1519,7 @@
     </w:p>
     <w:p>
       <w:pPr>
-        <w:pStyle w:val="ListParagraph"/>
+        <w:pStyle w:val="a9"/>
         <w:numPr>
           <w:ilvl w:val="0"/>
           <w:numId w:val="1"/>
@@ -2169,7 +1561,7 @@
     </w:p>
     <w:p>
       <w:pPr>
-        <w:pStyle w:val="ListParagraph"/>
+        <w:pStyle w:val="a9"/>
         <w:numPr>
           <w:ilvl w:val="0"/>
           <w:numId w:val="1"/>
@@ -2265,7 +1657,7 @@
     </w:p>
     <w:p>
       <w:pPr>
-        <w:pStyle w:val="ListParagraph"/>
+        <w:pStyle w:val="a9"/>
         <w:numPr>
           <w:ilvl w:val="0"/>
           <w:numId w:val="1"/>
@@ -2307,7 +1699,7 @@
     </w:p>
     <w:p>
       <w:pPr>
-        <w:pStyle w:val="ListParagraph"/>
+        <w:pStyle w:val="a9"/>
         <w:numPr>
           <w:ilvl w:val="0"/>
           <w:numId w:val="1"/>
@@ -2331,12 +1723,12 @@
       </w:r>
       <w:r>
         <w:rPr>
-          <w:rStyle w:val="FootnoteReference"/>
-          <w:sz w:val="32"/>
-          <w:szCs w:val="32"/>
-          <w:rtl/>
-        </w:rPr>
-        <w:footnoteReference w:id="13"/>
+          <w:rStyle w:val="af0"/>
+          <w:sz w:val="32"/>
+          <w:szCs w:val="32"/>
+          <w:rtl/>
+        </w:rPr>
+        <w:footnoteReference w:id="14"/>
       </w:r>
       <w:r>
         <w:rPr>
@@ -2362,187 +1754,7 @@
           <w:szCs w:val="32"/>
           <w:rtl/>
         </w:rPr>
-        <w:t xml:space="preserve">דּוֹרְשֵׁי רְשׁוּמוֹת אָֽמְרוּ. </w:t>
-      </w:r>
-      <w:proofErr w:type="spellStart"/>
-      <w:r>
-        <w:rPr>
-          <w:sz w:val="32"/>
-          <w:szCs w:val="32"/>
-          <w:rtl/>
-        </w:rPr>
-        <w:t>כּוֹלְּהֶם</w:t>
-      </w:r>
-      <w:proofErr w:type="spellEnd"/>
-      <w:r>
-        <w:rPr>
-          <w:sz w:val="32"/>
-          <w:szCs w:val="32"/>
-          <w:rtl/>
-        </w:rPr>
-        <w:t xml:space="preserve"> יֵשׁ לָהֶם חֵלֶק לְעוֹלָם הַבָּא. מַה טַעַם. לִ֤י גִלְעָ֨ד ׀ וְלִ֬י מְנַשֶּׁ֗ה אֶפְרַיִם מָע֣וֹז רֹאשִׁ֑י יְ֜הוּדָ֗ה מְחוֹקְקִי׃ מוֹאָ֤ב ׀ סִ֬יר רַחְצִ֗י </w:t>
-      </w:r>
-      <w:proofErr w:type="spellStart"/>
-      <w:r>
-        <w:rPr>
-          <w:sz w:val="32"/>
-          <w:szCs w:val="32"/>
-          <w:rtl/>
-        </w:rPr>
-        <w:t>עַל־אֱ֭דוֹם</w:t>
-      </w:r>
-      <w:proofErr w:type="spellEnd"/>
-      <w:r>
-        <w:rPr>
-          <w:sz w:val="32"/>
-          <w:szCs w:val="32"/>
-          <w:rtl/>
-        </w:rPr>
-        <w:t xml:space="preserve"> אַשְׁלִ֣יךְ נַֽעֲלִ֑י. לִ֤י גִלְעָ֨ד זֶה אַחְאָב מֶלֶךְ יִשְׂרָאֵל שֶׁנָּפַל בְּרָמוֹת גִּלְעַד. לִ֬י מְנַשֶּׁ֗ה כִשְׁמוּעוֹ. אֶפְרַיִם מָע֣וֹז רֹאשִׁ֑י זֶה יָרָבְעַם בֶּן נְבָט אֶפְרָתִי. יְ֝הוּדָ֗ה מְחוֹקְקִי זֶה אֲחִיתוֹפֶל. מוֹאָ֤ב ׀ סִ֬יר רַחְצִ֗י זֶה </w:t>
-      </w:r>
-      <w:proofErr w:type="spellStart"/>
-      <w:r>
-        <w:rPr>
-          <w:sz w:val="32"/>
-          <w:szCs w:val="32"/>
-          <w:rtl/>
-        </w:rPr>
-        <w:t>גֵיחֲזִי</w:t>
-      </w:r>
-      <w:proofErr w:type="spellEnd"/>
-      <w:r>
-        <w:rPr>
-          <w:sz w:val="32"/>
-          <w:szCs w:val="32"/>
-          <w:rtl/>
-        </w:rPr>
-        <w:t xml:space="preserve">. </w:t>
-      </w:r>
-      <w:proofErr w:type="spellStart"/>
-      <w:r>
-        <w:rPr>
-          <w:sz w:val="32"/>
-          <w:szCs w:val="32"/>
-          <w:rtl/>
-        </w:rPr>
-        <w:t>עַל־אֱ֭דוֹם</w:t>
-      </w:r>
-      <w:proofErr w:type="spellEnd"/>
-      <w:r>
-        <w:rPr>
-          <w:sz w:val="32"/>
-          <w:szCs w:val="32"/>
-          <w:rtl/>
-        </w:rPr>
-        <w:t xml:space="preserve"> אַשְׁלִ֣יךְ נַֽעֲלִ֑י זֶה דוֹאֵג הָאֳדוֹמִי. אָֽמְרוּ יְשְׂרָאֵל לִפְנֵי הַקָּדוֹשׁ בָּרוּךְ הוּא. רִבּוֹן </w:t>
-      </w:r>
-      <w:proofErr w:type="spellStart"/>
-      <w:r>
-        <w:rPr>
-          <w:sz w:val="32"/>
-          <w:szCs w:val="32"/>
-          <w:rtl/>
-        </w:rPr>
-        <w:t>כָּל־הָעוֹלָמִים</w:t>
-      </w:r>
-      <w:proofErr w:type="spellEnd"/>
-      <w:r>
-        <w:rPr>
-          <w:sz w:val="32"/>
-          <w:szCs w:val="32"/>
-          <w:rtl/>
-        </w:rPr>
-        <w:t xml:space="preserve">. מַה נַעֲבִיד וְדָוִד </w:t>
-      </w:r>
-      <w:proofErr w:type="spellStart"/>
-      <w:r>
-        <w:rPr>
-          <w:sz w:val="32"/>
-          <w:szCs w:val="32"/>
-          <w:rtl/>
-        </w:rPr>
-        <w:t>מַלְכָּא</w:t>
-      </w:r>
-      <w:proofErr w:type="spellEnd"/>
-      <w:r>
-        <w:rPr>
-          <w:sz w:val="32"/>
-          <w:szCs w:val="32"/>
-          <w:rtl/>
-        </w:rPr>
-        <w:t xml:space="preserve"> </w:t>
-      </w:r>
-      <w:proofErr w:type="spellStart"/>
-      <w:r>
-        <w:rPr>
-          <w:sz w:val="32"/>
-          <w:szCs w:val="32"/>
-          <w:rtl/>
-        </w:rPr>
-        <w:t>דְּיִשְׂרָאֵל</w:t>
-      </w:r>
-      <w:proofErr w:type="spellEnd"/>
-      <w:r>
-        <w:rPr>
-          <w:sz w:val="32"/>
-          <w:szCs w:val="32"/>
-          <w:rtl/>
-        </w:rPr>
-        <w:t xml:space="preserve"> מֵיקַל לוֹן. אַנְשֵׁ֤י דָמִ֣ים וּ֭מִרְמָה </w:t>
-      </w:r>
-      <w:proofErr w:type="spellStart"/>
-      <w:r>
-        <w:rPr>
-          <w:sz w:val="32"/>
-          <w:szCs w:val="32"/>
-          <w:rtl/>
-        </w:rPr>
-        <w:t>לֹא־יֶחֱצ֣ו</w:t>
-      </w:r>
-      <w:proofErr w:type="spellEnd"/>
-      <w:r>
-        <w:rPr>
-          <w:sz w:val="32"/>
-          <w:szCs w:val="32"/>
-          <w:rtl/>
-        </w:rPr>
-        <w:t xml:space="preserve">ּ יְמֵיהֶ֑ם. אֲמַר לוֹן. עָלַי לַעֲשׂוֹתָן רֵעִים אֵילּוּ לָאֵילּוּ. </w:t>
-      </w:r>
-      <w:proofErr w:type="spellStart"/>
-      <w:r>
-        <w:rPr>
-          <w:sz w:val="32"/>
-          <w:szCs w:val="32"/>
-          <w:rtl/>
-        </w:rPr>
-        <w:t>עֲלֵֽי־פְ֝לֶ֗שֶׁת</w:t>
-      </w:r>
-      <w:proofErr w:type="spellEnd"/>
-      <w:r>
-        <w:rPr>
-          <w:sz w:val="32"/>
-          <w:szCs w:val="32"/>
-          <w:rtl/>
-        </w:rPr>
-        <w:t xml:space="preserve"> אֶתְרוֹעָֽע עָ֝לַ֗י פְּלֶ֣שֶׁת הִתְרוֹעָֽעִֽי׃ עָלַי לְפַלֵּשׁ לָהֶם מַעֲשִׂים טוֹבִים וְלַעֲשׂוֹתָן </w:t>
-      </w:r>
-      <w:proofErr w:type="spellStart"/>
-      <w:r>
-        <w:rPr>
-          <w:sz w:val="32"/>
-          <w:szCs w:val="32"/>
-          <w:rtl/>
-        </w:rPr>
-        <w:t>רֵיעִים</w:t>
-      </w:r>
-      <w:proofErr w:type="spellEnd"/>
-      <w:r>
-        <w:rPr>
-          <w:sz w:val="32"/>
-          <w:szCs w:val="32"/>
-          <w:rtl/>
-        </w:rPr>
-        <w:t xml:space="preserve"> אֵילּוּ לָאֵילּוּ.</w:t>
+        <w:t>דּוֹרְשֵׁי רְשׁוּמוֹת אָֽמְרוּ. כּוֹלְּהֶם יֵשׁ לָהֶם חֵלֶק לְעוֹלָם הַבָּא. מַה טַעַם. לִ֤י גִלְעָ֨ד ׀ וְלִ֬י מְנַשֶּׁ֗ה אֶפְרַיִם מָע֣וֹז רֹאשִׁ֑י יְ֜הוּדָ֗ה מְחוֹקְקִי׃ מוֹאָ֤ב ׀ סִ֬יר רַחְצִ֗י עַל־אֱ֭דוֹם אַשְׁלִ֣יךְ נַֽעֲלִ֑י. לִ֤י גִלְעָ֨ד זֶה אַחְאָב מֶלֶךְ יִשְׂרָאֵל שֶׁנָּפַל בְּרָמוֹת גִּלְעַד. לִ֬י מְנַשֶּׁ֗ה כִשְׁמוּעוֹ. אֶפְרַיִם מָע֣וֹז רֹאשִׁ֑י זֶה יָרָבְעַם בֶּן נְבָט אֶפְרָתִי. יְ֝הוּדָ֗ה מְחוֹקְקִי זֶה אֲחִיתוֹפֶל. מוֹאָ֤ב ׀ סִ֬יר רַחְצִ֗י זֶה גֵיחֲזִי. עַל־אֱ֭דוֹם אַשְׁלִ֣יךְ נַֽעֲלִ֑י זֶה דוֹאֵג הָאֳדוֹמִי. אָֽמְרוּ יְשְׂרָאֵל לִפְנֵי הַקָּדוֹשׁ בָּרוּךְ הוּא. רִבּוֹן כָּל־הָעוֹלָמִים. מַה נַעֲבִיד וְדָוִד מַלְכָּא דְּיִשְׂרָאֵל מֵיקַל לוֹן. אַנְשֵׁ֤י דָמִ֣ים וּ֭מִרְמָה לֹא־יֶחֱצ֣וּ יְמֵיהֶ֑ם. אֲמַר לוֹן. עָלַי לַעֲשׂוֹתָן רֵעִים אֵילּוּ לָאֵילּוּ. עֲלֵֽי־פְ֝לֶ֗שֶׁת אֶתְרוֹעָֽע עָ֝לַ֗י פְּלֶ֣שֶׁת הִתְרוֹעָֽעִֽי׃ עָלַי לְפַלֵּשׁ לָהֶם מַעֲשִׂים טוֹבִים וְלַעֲשׂוֹתָן רֵיעִים אֵילּוּ לָאֵילּוּ.</w:t>
       </w:r>
     </w:p>
     <w:p>
@@ -2561,6 +1773,7 @@
           <w:szCs w:val="28"/>
           <w:rtl/>
         </w:rPr>
+        <w:lastRenderedPageBreak/>
         <w:t>מובא מתורתו של הרב ניר יעקב מס ע"י אוריין יוסף חסידים</w:t>
       </w:r>
     </w:p>
@@ -2609,7 +1822,7 @@
   <w:footnote w:type="separator" w:id="-1">
     <w:p>
       <w:pPr>
-        <w:pStyle w:val="Footer"/>
+        <w:pStyle w:val="af7"/>
         <w:rPr>
           <w:rtl/>
         </w:rPr>
@@ -2619,7 +1832,7 @@
   <w:footnote w:type="continuationSeparator" w:id="0">
     <w:p>
       <w:pPr>
-        <w:pStyle w:val="Footer"/>
+        <w:pStyle w:val="af7"/>
         <w:rPr>
           <w:rtl/>
         </w:rPr>
@@ -2636,14 +1849,14 @@
   <w:footnote w:id="2">
     <w:p>
       <w:pPr>
-        <w:pStyle w:val="FootnoteText"/>
-        <w:rPr>
-          <w:rtl/>
-        </w:rPr>
-      </w:pPr>
-      <w:r>
-        <w:rPr>
-          <w:rStyle w:val="FootnoteReference"/>
+        <w:pStyle w:val="ae"/>
+        <w:rPr>
+          <w:rtl/>
+        </w:rPr>
+      </w:pPr>
+      <w:r>
+        <w:rPr>
+          <w:rStyle w:val="af0"/>
         </w:rPr>
         <w:footnoteRef/>
       </w:r>
@@ -2675,14 +1888,14 @@
   <w:footnote w:id="3">
     <w:p>
       <w:pPr>
-        <w:pStyle w:val="FootnoteText"/>
-        <w:rPr>
-          <w:rtl/>
-        </w:rPr>
-      </w:pPr>
-      <w:r>
-        <w:rPr>
-          <w:rStyle w:val="FootnoteReference"/>
+        <w:pStyle w:val="ae"/>
+        <w:rPr>
+          <w:rtl/>
+        </w:rPr>
+      </w:pPr>
+      <w:r>
+        <w:rPr>
+          <w:rStyle w:val="af0"/>
         </w:rPr>
         <w:footnoteRef/>
       </w:r>
@@ -2714,15 +1927,14 @@
   <w:footnote w:id="4">
     <w:p>
       <w:pPr>
-        <w:pStyle w:val="FootnoteText"/>
-        <w:rPr>
-          <w:rFonts w:hint="cs"/>
-          <w:rtl/>
-        </w:rPr>
-      </w:pPr>
-      <w:r>
-        <w:rPr>
-          <w:rStyle w:val="FootnoteReference"/>
+        <w:pStyle w:val="ae"/>
+        <w:rPr>
+          <w:rtl/>
+        </w:rPr>
+      </w:pPr>
+      <w:r>
+        <w:rPr>
+          <w:rStyle w:val="af0"/>
         </w:rPr>
         <w:footnoteRef/>
       </w:r>
@@ -2744,14 +1956,14 @@
   <w:footnote w:id="5">
     <w:p>
       <w:pPr>
-        <w:pStyle w:val="FootnoteText"/>
-        <w:rPr>
-          <w:rtl/>
-        </w:rPr>
-      </w:pPr>
-      <w:r>
-        <w:rPr>
-          <w:rStyle w:val="FootnoteReference"/>
+        <w:pStyle w:val="ae"/>
+        <w:rPr>
+          <w:rtl/>
+        </w:rPr>
+      </w:pPr>
+      <w:r>
+        <w:rPr>
+          <w:rStyle w:val="af0"/>
         </w:rPr>
         <w:footnoteRef/>
       </w:r>
@@ -2783,11 +1995,11 @@
   <w:footnote w:id="6">
     <w:p>
       <w:pPr>
-        <w:pStyle w:val="FootnoteText"/>
-      </w:pPr>
-      <w:r>
-        <w:rPr>
-          <w:rStyle w:val="FootnoteReference"/>
+        <w:pStyle w:val="ae"/>
+      </w:pPr>
+      <w:r>
+        <w:rPr>
+          <w:rStyle w:val="af0"/>
         </w:rPr>
         <w:footnoteRef/>
       </w:r>
@@ -2804,16 +2016,7 @@
             <w:rFonts w:hint="cs"/>
             <w:rtl/>
           </w:rPr>
-          <w:t xml:space="preserve">דרך המלך על פרשת </w:t>
-        </w:r>
-        <w:proofErr w:type="spellStart"/>
-        <w:r>
-          <w:rPr>
-            <w:rStyle w:val="Hyperlink"/>
-            <w:rFonts w:hint="cs"/>
-            <w:rtl/>
-          </w:rPr>
-          <w:t>בהעלת</w:t>
+          <w:t>דרך המלך על פרשת בהעלת</w:t>
         </w:r>
         <w:r>
           <w:rPr>
@@ -2821,16 +2024,7 @@
             <w:rFonts w:hint="cs"/>
             <w:rtl/>
           </w:rPr>
-          <w:t>ך</w:t>
-        </w:r>
-        <w:proofErr w:type="spellEnd"/>
-        <w:r>
-          <w:rPr>
-            <w:rStyle w:val="Hyperlink"/>
-            <w:rFonts w:hint="cs"/>
-            <w:rtl/>
-          </w:rPr>
-          <w:t xml:space="preserve"> תר"צ</w:t>
+          <w:t>ך תר"צ</w:t>
         </w:r>
       </w:hyperlink>
       <w:r>
@@ -2845,11 +2039,11 @@
   <w:footnote w:id="7">
     <w:p>
       <w:pPr>
-        <w:pStyle w:val="FootnoteText"/>
-      </w:pPr>
-      <w:r>
-        <w:rPr>
-          <w:rStyle w:val="FootnoteReference"/>
+        <w:pStyle w:val="ae"/>
+      </w:pPr>
+      <w:r>
+        <w:rPr>
+          <w:rStyle w:val="af0"/>
         </w:rPr>
         <w:footnoteRef/>
       </w:r>
@@ -2881,11 +2075,11 @@
   <w:footnote w:id="8">
     <w:p>
       <w:pPr>
-        <w:pStyle w:val="FootnoteText"/>
-      </w:pPr>
-      <w:r>
-        <w:rPr>
-          <w:rStyle w:val="FootnoteReference"/>
+        <w:pStyle w:val="ae"/>
+      </w:pPr>
+      <w:r>
+        <w:rPr>
+          <w:rStyle w:val="af0"/>
         </w:rPr>
         <w:footnoteRef/>
       </w:r>
@@ -2917,11 +2111,95 @@
   <w:footnote w:id="9">
     <w:p>
       <w:pPr>
-        <w:pStyle w:val="FootnoteText"/>
-      </w:pPr>
-      <w:r>
-        <w:rPr>
-          <w:rStyle w:val="FootnoteReference"/>
+        <w:pStyle w:val="ae"/>
+        <w:rPr>
+          <w:rFonts w:hint="cs"/>
+        </w:rPr>
+      </w:pPr>
+      <w:r>
+        <w:rPr>
+          <w:rStyle w:val="af0"/>
+        </w:rPr>
+        <w:footnoteRef/>
+      </w:r>
+      <w:r>
+        <w:rPr>
+          <w:rtl/>
+        </w:rPr>
+        <w:t xml:space="preserve"> </w:t>
+      </w:r>
+      <w:r>
+        <w:rPr>
+          <w:rFonts w:hint="cs"/>
+          <w:rtl/>
+        </w:rPr>
+        <w:t xml:space="preserve">וכפי שחייבים לברך בתחילה – "ברוך </w:t>
+      </w:r>
+      <w:r>
+        <w:rPr>
+          <w:rFonts w:hint="cs"/>
+          <w:b/>
+          <w:bCs/>
+          <w:rtl/>
+        </w:rPr>
+        <w:t>אתה ה'</w:t>
+      </w:r>
+      <w:r>
+        <w:rPr>
+          <w:rFonts w:hint="cs"/>
+          <w:rtl/>
+        </w:rPr>
+        <w:t xml:space="preserve">, </w:t>
+      </w:r>
+      <w:r>
+        <w:rPr>
+          <w:rFonts w:hint="cs"/>
+          <w:rtl/>
+        </w:rPr>
+        <w:t xml:space="preserve">אשר בחר </w:t>
+      </w:r>
+      <w:r>
+        <w:rPr>
+          <w:rFonts w:hint="cs"/>
+          <w:b/>
+          <w:bCs/>
+          <w:rtl/>
+        </w:rPr>
+        <w:t>בנו</w:t>
+      </w:r>
+      <w:r>
+        <w:rPr>
+          <w:rFonts w:hint="cs"/>
+          <w:rtl/>
+        </w:rPr>
+        <w:t xml:space="preserve"> מכל העמים", ולבסוף "ונתן לנו את </w:t>
+      </w:r>
+      <w:r>
+        <w:rPr>
+          <w:rFonts w:hint="cs"/>
+          <w:b/>
+          <w:bCs/>
+          <w:rtl/>
+        </w:rPr>
+        <w:t>תורתו</w:t>
+      </w:r>
+      <w:r>
+        <w:rPr>
+          <w:rFonts w:hint="cs"/>
+          <w:rtl/>
+        </w:rPr>
+        <w:t>".</w:t>
+      </w:r>
+    </w:p>
+  </w:footnote>
+  <w:footnote w:id="10">
+    <w:p>
+      <w:pPr>
+        <w:pStyle w:val="ae"/>
+      </w:pPr>
+      <w:r>
+        <w:rPr>
+          <w:rStyle w:val="af0"/>
         </w:rPr>
         <w:footnoteRef/>
       </w:r>
@@ -2950,14 +2228,14 @@
       </w:r>
     </w:p>
   </w:footnote>
-  <w:footnote w:id="10">
+  <w:footnote w:id="11">
     <w:p>
       <w:pPr>
-        <w:pStyle w:val="FootnoteText"/>
-      </w:pPr>
-      <w:r>
-        <w:rPr>
-          <w:rStyle w:val="FootnoteReference"/>
+        <w:pStyle w:val="ae"/>
+      </w:pPr>
+      <w:r>
+        <w:rPr>
+          <w:rStyle w:val="af0"/>
         </w:rPr>
         <w:footnoteRef/>
       </w:r>
@@ -2986,14 +2264,14 @@
       </w:r>
     </w:p>
   </w:footnote>
-  <w:footnote w:id="11">
+  <w:footnote w:id="12">
     <w:p>
       <w:pPr>
-        <w:pStyle w:val="FootnoteText"/>
-      </w:pPr>
-      <w:r>
-        <w:rPr>
-          <w:rStyle w:val="FootnoteReference"/>
+        <w:pStyle w:val="ae"/>
+      </w:pPr>
+      <w:r>
+        <w:rPr>
+          <w:rStyle w:val="af0"/>
         </w:rPr>
         <w:footnoteRef/>
       </w:r>
@@ -3004,23 +2282,13 @@
         <w:t xml:space="preserve"> </w:t>
       </w:r>
       <w:hyperlink r:id="rId9" w:anchor="ch3123:~:text=%D7%93%D7%95%D7%93%20%D7%90%D7%AA%20%D7%94%D7%9E%D7%9C%D7%99%D7%9D%3A-,%D7%96%D7%94%20%D7%91%D7%99%D7%AA%20%D7%94%D7%9E%D7%A7%D7%93%D7%A9.,-%D7%9C%D7%A7%D7%91%D7%9C%D7%AA%20%D7%A9%D7%91%D7%AA%20%D7%A6%D7%A2%D7%93%D7%95" w:history="1">
-        <w:proofErr w:type="spellStart"/>
         <w:r>
           <w:rPr>
             <w:rStyle w:val="Hyperlink"/>
             <w:rFonts w:hint="cs"/>
             <w:rtl/>
           </w:rPr>
-          <w:t>אלטנוילנד</w:t>
-        </w:r>
-        <w:proofErr w:type="spellEnd"/>
-        <w:r>
-          <w:rPr>
-            <w:rStyle w:val="Hyperlink"/>
-            <w:rFonts w:hint="cs"/>
-            <w:rtl/>
-          </w:rPr>
-          <w:t>, ספר חמישי</w:t>
+          <w:t>אלטנוילנד, ספר חמישי</w:t>
         </w:r>
       </w:hyperlink>
       <w:r>
@@ -3032,17 +2300,17 @@
       </w:r>
     </w:p>
   </w:footnote>
-  <w:footnote w:id="12">
+  <w:footnote w:id="13">
     <w:p>
       <w:pPr>
-        <w:pStyle w:val="FootnoteText"/>
-        <w:rPr>
-          <w:rtl/>
-        </w:rPr>
-      </w:pPr>
-      <w:r>
-        <w:rPr>
-          <w:rStyle w:val="FootnoteReference"/>
+        <w:pStyle w:val="ae"/>
+        <w:rPr>
+          <w:rtl/>
+        </w:rPr>
+      </w:pPr>
+      <w:r>
+        <w:rPr>
+          <w:rStyle w:val="af0"/>
         </w:rPr>
         <w:footnoteRef/>
       </w:r>
@@ -3071,17 +2339,17 @@
       </w:r>
     </w:p>
   </w:footnote>
-  <w:footnote w:id="13">
+  <w:footnote w:id="14">
     <w:p>
       <w:pPr>
-        <w:pStyle w:val="FootnoteText"/>
-        <w:rPr>
-          <w:rtl/>
-        </w:rPr>
-      </w:pPr>
-      <w:r>
-        <w:rPr>
-          <w:rStyle w:val="FootnoteReference"/>
+        <w:pStyle w:val="ae"/>
+        <w:rPr>
+          <w:rtl/>
+        </w:rPr>
+      </w:pPr>
+      <w:r>
+        <w:rPr>
+          <w:rStyle w:val="af0"/>
         </w:rPr>
         <w:footnoteRef/>
       </w:r>
@@ -3098,25 +2366,7 @@
             <w:rFonts w:hint="cs"/>
             <w:rtl/>
           </w:rPr>
-          <w:t xml:space="preserve">ירושלמי סנהדרין פ"י </w:t>
-        </w:r>
-        <w:proofErr w:type="spellStart"/>
-        <w:r>
-          <w:rPr>
-            <w:rStyle w:val="Hyperlink"/>
-            <w:rFonts w:hint="cs"/>
-            <w:rtl/>
-          </w:rPr>
-          <w:t>ה"ב</w:t>
-        </w:r>
-        <w:proofErr w:type="spellEnd"/>
-        <w:r>
-          <w:rPr>
-            <w:rStyle w:val="Hyperlink"/>
-            <w:rFonts w:hint="cs"/>
-            <w:rtl/>
-          </w:rPr>
-          <w:t xml:space="preserve"> בסופה</w:t>
+          <w:t>ירושלמי סנהדרין פ"י ה"ב בסופה</w:t>
         </w:r>
       </w:hyperlink>
       <w:r>
@@ -3626,7 +2876,7 @@
     <w:lsdException w:name="Unresolved Mention" w:semiHidden="1" w:unhideWhenUsed="1"/>
     <w:lsdException w:name="Smart Link" w:semiHidden="1" w:unhideWhenUsed="1"/>
   </w:latentStyles>
-  <w:style w:type="paragraph" w:default="1" w:styleId="Normal">
+  <w:style w:type="paragraph" w:default="1" w:styleId="a">
     <w:name w:val="Normal"/>
     <w:qFormat/>
     <w:rsid w:val="00736337"/>
@@ -3638,11 +2888,11 @@
       <w14:ligatures w14:val="none"/>
     </w:rPr>
   </w:style>
-  <w:style w:type="paragraph" w:styleId="Heading1">
+  <w:style w:type="paragraph" w:styleId="1">
     <w:name w:val="heading 1"/>
-    <w:basedOn w:val="Normal"/>
-    <w:next w:val="Normal"/>
-    <w:link w:val="Heading1Char"/>
+    <w:basedOn w:val="a"/>
+    <w:next w:val="a"/>
+    <w:link w:val="10"/>
     <w:uiPriority w:val="9"/>
     <w:qFormat/>
     <w:rsid w:val="00430798"/>
@@ -3659,11 +2909,11 @@
       <w:szCs w:val="40"/>
     </w:rPr>
   </w:style>
-  <w:style w:type="paragraph" w:styleId="Heading2">
+  <w:style w:type="paragraph" w:styleId="2">
     <w:name w:val="heading 2"/>
-    <w:basedOn w:val="Normal"/>
-    <w:next w:val="Normal"/>
-    <w:link w:val="Heading2Char"/>
+    <w:basedOn w:val="a"/>
+    <w:next w:val="a"/>
+    <w:link w:val="20"/>
     <w:uiPriority w:val="9"/>
     <w:semiHidden/>
     <w:unhideWhenUsed/>
@@ -3682,11 +2932,11 @@
       <w:szCs w:val="32"/>
     </w:rPr>
   </w:style>
-  <w:style w:type="paragraph" w:styleId="Heading3">
+  <w:style w:type="paragraph" w:styleId="3">
     <w:name w:val="heading 3"/>
-    <w:basedOn w:val="Normal"/>
-    <w:next w:val="Normal"/>
-    <w:link w:val="Heading3Char"/>
+    <w:basedOn w:val="a"/>
+    <w:next w:val="a"/>
+    <w:link w:val="30"/>
     <w:uiPriority w:val="9"/>
     <w:semiHidden/>
     <w:unhideWhenUsed/>
@@ -3705,11 +2955,11 @@
       <w:szCs w:val="28"/>
     </w:rPr>
   </w:style>
-  <w:style w:type="paragraph" w:styleId="Heading4">
+  <w:style w:type="paragraph" w:styleId="4">
     <w:name w:val="heading 4"/>
-    <w:basedOn w:val="Normal"/>
-    <w:next w:val="Normal"/>
-    <w:link w:val="Heading4Char"/>
+    <w:basedOn w:val="a"/>
+    <w:next w:val="a"/>
+    <w:link w:val="40"/>
     <w:uiPriority w:val="9"/>
     <w:semiHidden/>
     <w:unhideWhenUsed/>
@@ -3728,11 +2978,11 @@
       <w:color w:val="2F5496" w:themeColor="accent1" w:themeShade="BF"/>
     </w:rPr>
   </w:style>
-  <w:style w:type="paragraph" w:styleId="Heading5">
+  <w:style w:type="paragraph" w:styleId="5">
     <w:name w:val="heading 5"/>
-    <w:basedOn w:val="Normal"/>
-    <w:next w:val="Normal"/>
-    <w:link w:val="Heading5Char"/>
+    <w:basedOn w:val="a"/>
+    <w:next w:val="a"/>
+    <w:link w:val="50"/>
     <w:uiPriority w:val="9"/>
     <w:semiHidden/>
     <w:unhideWhenUsed/>
@@ -3749,11 +2999,11 @@
       <w:color w:val="2F5496" w:themeColor="accent1" w:themeShade="BF"/>
     </w:rPr>
   </w:style>
-  <w:style w:type="paragraph" w:styleId="Heading6">
+  <w:style w:type="paragraph" w:styleId="6">
     <w:name w:val="heading 6"/>
-    <w:basedOn w:val="Normal"/>
-    <w:next w:val="Normal"/>
-    <w:link w:val="Heading6Char"/>
+    <w:basedOn w:val="a"/>
+    <w:next w:val="a"/>
+    <w:link w:val="60"/>
     <w:uiPriority w:val="9"/>
     <w:semiHidden/>
     <w:unhideWhenUsed/>
@@ -3772,11 +3022,11 @@
       <w:color w:val="595959" w:themeColor="text1" w:themeTint="A6"/>
     </w:rPr>
   </w:style>
-  <w:style w:type="paragraph" w:styleId="Heading7">
+  <w:style w:type="paragraph" w:styleId="7">
     <w:name w:val="heading 7"/>
-    <w:basedOn w:val="Normal"/>
-    <w:next w:val="Normal"/>
-    <w:link w:val="Heading7Char"/>
+    <w:basedOn w:val="a"/>
+    <w:next w:val="a"/>
+    <w:link w:val="70"/>
     <w:uiPriority w:val="9"/>
     <w:semiHidden/>
     <w:unhideWhenUsed/>
@@ -3793,11 +3043,11 @@
       <w:color w:val="595959" w:themeColor="text1" w:themeTint="A6"/>
     </w:rPr>
   </w:style>
-  <w:style w:type="paragraph" w:styleId="Heading8">
+  <w:style w:type="paragraph" w:styleId="8">
     <w:name w:val="heading 8"/>
-    <w:basedOn w:val="Normal"/>
-    <w:next w:val="Normal"/>
-    <w:link w:val="Heading8Char"/>
+    <w:basedOn w:val="a"/>
+    <w:next w:val="a"/>
+    <w:link w:val="80"/>
     <w:uiPriority w:val="9"/>
     <w:semiHidden/>
     <w:unhideWhenUsed/>
@@ -3816,11 +3066,11 @@
       <w:color w:val="272727" w:themeColor="text1" w:themeTint="D8"/>
     </w:rPr>
   </w:style>
-  <w:style w:type="paragraph" w:styleId="Heading9">
+  <w:style w:type="paragraph" w:styleId="9">
     <w:name w:val="heading 9"/>
-    <w:basedOn w:val="Normal"/>
-    <w:next w:val="Normal"/>
-    <w:link w:val="Heading9Char"/>
+    <w:basedOn w:val="a"/>
+    <w:next w:val="a"/>
+    <w:link w:val="90"/>
     <w:uiPriority w:val="9"/>
     <w:semiHidden/>
     <w:unhideWhenUsed/>
@@ -3837,13 +3087,13 @@
       <w:color w:val="272727" w:themeColor="text1" w:themeTint="D8"/>
     </w:rPr>
   </w:style>
-  <w:style w:type="character" w:default="1" w:styleId="DefaultParagraphFont">
+  <w:style w:type="character" w:default="1" w:styleId="a0">
     <w:name w:val="Default Paragraph Font"/>
     <w:uiPriority w:val="1"/>
     <w:semiHidden/>
     <w:unhideWhenUsed/>
   </w:style>
-  <w:style w:type="table" w:default="1" w:styleId="TableNormal">
+  <w:style w:type="table" w:default="1" w:styleId="a1">
     <w:name w:val="Normal Table"/>
     <w:uiPriority w:val="99"/>
     <w:semiHidden/>
@@ -3858,16 +3108,16 @@
       </w:tblCellMar>
     </w:tblPr>
   </w:style>
-  <w:style w:type="numbering" w:default="1" w:styleId="NoList">
+  <w:style w:type="numbering" w:default="1" w:styleId="a2">
     <w:name w:val="No List"/>
     <w:uiPriority w:val="99"/>
     <w:semiHidden/>
     <w:unhideWhenUsed/>
   </w:style>
-  <w:style w:type="character" w:customStyle="1" w:styleId="Heading1Char">
-    <w:name w:val="Heading 1 Char"/>
-    <w:basedOn w:val="DefaultParagraphFont"/>
-    <w:link w:val="Heading1"/>
+  <w:style w:type="character" w:customStyle="1" w:styleId="10">
+    <w:name w:val="כותרת 1 תו"/>
+    <w:basedOn w:val="a0"/>
+    <w:link w:val="1"/>
     <w:uiPriority w:val="9"/>
     <w:rsid w:val="00430798"/>
     <w:rPr>
@@ -3879,10 +3129,10 @@
       <w14:ligatures w14:val="none"/>
     </w:rPr>
   </w:style>
-  <w:style w:type="character" w:customStyle="1" w:styleId="Heading2Char">
-    <w:name w:val="Heading 2 Char"/>
-    <w:basedOn w:val="DefaultParagraphFont"/>
-    <w:link w:val="Heading2"/>
+  <w:style w:type="character" w:customStyle="1" w:styleId="20">
+    <w:name w:val="כותרת 2 תו"/>
+    <w:basedOn w:val="a0"/>
+    <w:link w:val="2"/>
     <w:uiPriority w:val="9"/>
     <w:semiHidden/>
     <w:rsid w:val="00430798"/>
@@ -3895,10 +3145,10 @@
       <w14:ligatures w14:val="none"/>
     </w:rPr>
   </w:style>
-  <w:style w:type="character" w:customStyle="1" w:styleId="Heading3Char">
-    <w:name w:val="Heading 3 Char"/>
-    <w:basedOn w:val="DefaultParagraphFont"/>
-    <w:link w:val="Heading3"/>
+  <w:style w:type="character" w:customStyle="1" w:styleId="30">
+    <w:name w:val="כותרת 3 תו"/>
+    <w:basedOn w:val="a0"/>
+    <w:link w:val="3"/>
     <w:uiPriority w:val="9"/>
     <w:semiHidden/>
     <w:rsid w:val="00430798"/>
@@ -3911,10 +3161,10 @@
       <w14:ligatures w14:val="none"/>
     </w:rPr>
   </w:style>
-  <w:style w:type="character" w:customStyle="1" w:styleId="Heading4Char">
-    <w:name w:val="Heading 4 Char"/>
-    <w:basedOn w:val="DefaultParagraphFont"/>
-    <w:link w:val="Heading4"/>
+  <w:style w:type="character" w:customStyle="1" w:styleId="40">
+    <w:name w:val="כותרת 4 תו"/>
+    <w:basedOn w:val="a0"/>
+    <w:link w:val="4"/>
     <w:uiPriority w:val="9"/>
     <w:semiHidden/>
     <w:rsid w:val="00430798"/>
@@ -3929,10 +3179,10 @@
       <w14:ligatures w14:val="none"/>
     </w:rPr>
   </w:style>
-  <w:style w:type="character" w:customStyle="1" w:styleId="Heading5Char">
-    <w:name w:val="Heading 5 Char"/>
-    <w:basedOn w:val="DefaultParagraphFont"/>
-    <w:link w:val="Heading5"/>
+  <w:style w:type="character" w:customStyle="1" w:styleId="50">
+    <w:name w:val="כותרת 5 תו"/>
+    <w:basedOn w:val="a0"/>
+    <w:link w:val="5"/>
     <w:uiPriority w:val="9"/>
     <w:semiHidden/>
     <w:rsid w:val="00430798"/>
@@ -3945,10 +3195,10 @@
       <w14:ligatures w14:val="none"/>
     </w:rPr>
   </w:style>
-  <w:style w:type="character" w:customStyle="1" w:styleId="Heading6Char">
-    <w:name w:val="Heading 6 Char"/>
-    <w:basedOn w:val="DefaultParagraphFont"/>
-    <w:link w:val="Heading6"/>
+  <w:style w:type="character" w:customStyle="1" w:styleId="60">
+    <w:name w:val="כותרת 6 תו"/>
+    <w:basedOn w:val="a0"/>
+    <w:link w:val="6"/>
     <w:uiPriority w:val="9"/>
     <w:semiHidden/>
     <w:rsid w:val="00430798"/>
@@ -3963,10 +3213,10 @@
       <w14:ligatures w14:val="none"/>
     </w:rPr>
   </w:style>
-  <w:style w:type="character" w:customStyle="1" w:styleId="Heading7Char">
-    <w:name w:val="Heading 7 Char"/>
-    <w:basedOn w:val="DefaultParagraphFont"/>
-    <w:link w:val="Heading7"/>
+  <w:style w:type="character" w:customStyle="1" w:styleId="70">
+    <w:name w:val="כותרת 7 תו"/>
+    <w:basedOn w:val="a0"/>
+    <w:link w:val="7"/>
     <w:uiPriority w:val="9"/>
     <w:semiHidden/>
     <w:rsid w:val="00430798"/>
@@ -3979,10 +3229,10 @@
       <w14:ligatures w14:val="none"/>
     </w:rPr>
   </w:style>
-  <w:style w:type="character" w:customStyle="1" w:styleId="Heading8Char">
-    <w:name w:val="Heading 8 Char"/>
-    <w:basedOn w:val="DefaultParagraphFont"/>
-    <w:link w:val="Heading8"/>
+  <w:style w:type="character" w:customStyle="1" w:styleId="80">
+    <w:name w:val="כותרת 8 תו"/>
+    <w:basedOn w:val="a0"/>
+    <w:link w:val="8"/>
     <w:uiPriority w:val="9"/>
     <w:semiHidden/>
     <w:rsid w:val="00430798"/>
@@ -3997,10 +3247,10 @@
       <w14:ligatures w14:val="none"/>
     </w:rPr>
   </w:style>
-  <w:style w:type="character" w:customStyle="1" w:styleId="Heading9Char">
-    <w:name w:val="Heading 9 Char"/>
-    <w:basedOn w:val="DefaultParagraphFont"/>
-    <w:link w:val="Heading9"/>
+  <w:style w:type="character" w:customStyle="1" w:styleId="90">
+    <w:name w:val="כותרת 9 תו"/>
+    <w:basedOn w:val="a0"/>
+    <w:link w:val="9"/>
     <w:uiPriority w:val="9"/>
     <w:semiHidden/>
     <w:rsid w:val="00430798"/>
@@ -4013,11 +3263,11 @@
       <w14:ligatures w14:val="none"/>
     </w:rPr>
   </w:style>
-  <w:style w:type="paragraph" w:styleId="Title">
+  <w:style w:type="paragraph" w:styleId="a3">
     <w:name w:val="Title"/>
-    <w:basedOn w:val="Normal"/>
-    <w:next w:val="Normal"/>
-    <w:link w:val="TitleChar"/>
+    <w:basedOn w:val="a"/>
+    <w:next w:val="a"/>
+    <w:link w:val="a4"/>
     <w:uiPriority w:val="10"/>
     <w:qFormat/>
     <w:rsid w:val="00430798"/>
@@ -4033,10 +3283,10 @@
       <w:szCs w:val="56"/>
     </w:rPr>
   </w:style>
-  <w:style w:type="character" w:customStyle="1" w:styleId="TitleChar">
-    <w:name w:val="Title Char"/>
-    <w:basedOn w:val="DefaultParagraphFont"/>
-    <w:link w:val="Title"/>
+  <w:style w:type="character" w:customStyle="1" w:styleId="a4">
+    <w:name w:val="כותרת טקסט תו"/>
+    <w:basedOn w:val="a0"/>
+    <w:link w:val="a3"/>
     <w:uiPriority w:val="10"/>
     <w:rsid w:val="00430798"/>
     <w:rPr>
@@ -4048,11 +3298,11 @@
       <w14:ligatures w14:val="none"/>
     </w:rPr>
   </w:style>
-  <w:style w:type="paragraph" w:styleId="Subtitle">
+  <w:style w:type="paragraph" w:styleId="a5">
     <w:name w:val="Subtitle"/>
-    <w:basedOn w:val="Normal"/>
-    <w:next w:val="Normal"/>
-    <w:link w:val="SubtitleChar"/>
+    <w:basedOn w:val="a"/>
+    <w:next w:val="a"/>
+    <w:link w:val="a6"/>
     <w:uiPriority w:val="11"/>
     <w:qFormat/>
     <w:rsid w:val="00430798"/>
@@ -4069,10 +3319,10 @@
       <w:szCs w:val="28"/>
     </w:rPr>
   </w:style>
-  <w:style w:type="character" w:customStyle="1" w:styleId="SubtitleChar">
-    <w:name w:val="Subtitle Char"/>
-    <w:basedOn w:val="DefaultParagraphFont"/>
-    <w:link w:val="Subtitle"/>
+  <w:style w:type="character" w:customStyle="1" w:styleId="a6">
+    <w:name w:val="כותרת משנה תו"/>
+    <w:basedOn w:val="a0"/>
+    <w:link w:val="a5"/>
     <w:uiPriority w:val="11"/>
     <w:rsid w:val="00430798"/>
     <w:rPr>
@@ -4085,11 +3335,11 @@
       <w14:ligatures w14:val="none"/>
     </w:rPr>
   </w:style>
-  <w:style w:type="paragraph" w:styleId="Quote">
+  <w:style w:type="paragraph" w:styleId="a7">
     <w:name w:val="Quote"/>
-    <w:basedOn w:val="Normal"/>
-    <w:next w:val="Normal"/>
-    <w:link w:val="QuoteChar"/>
+    <w:basedOn w:val="a"/>
+    <w:next w:val="a"/>
+    <w:link w:val="a8"/>
     <w:uiPriority w:val="29"/>
     <w:qFormat/>
     <w:rsid w:val="00430798"/>
@@ -4103,10 +3353,10 @@
       <w:color w:val="404040" w:themeColor="text1" w:themeTint="BF"/>
     </w:rPr>
   </w:style>
-  <w:style w:type="character" w:customStyle="1" w:styleId="QuoteChar">
-    <w:name w:val="Quote Char"/>
-    <w:basedOn w:val="DefaultParagraphFont"/>
-    <w:link w:val="Quote"/>
+  <w:style w:type="character" w:customStyle="1" w:styleId="a8">
+    <w:name w:val="ציטוט תו"/>
+    <w:basedOn w:val="a0"/>
+    <w:link w:val="a7"/>
     <w:uiPriority w:val="29"/>
     <w:rsid w:val="00430798"/>
     <w:rPr>
@@ -4120,9 +3370,9 @@
       <w14:ligatures w14:val="none"/>
     </w:rPr>
   </w:style>
-  <w:style w:type="paragraph" w:styleId="ListParagraph">
+  <w:style w:type="paragraph" w:styleId="a9">
     <w:name w:val="List Paragraph"/>
-    <w:basedOn w:val="Normal"/>
+    <w:basedOn w:val="a"/>
     <w:uiPriority w:val="34"/>
     <w:qFormat/>
     <w:rsid w:val="00430798"/>
@@ -4131,9 +3381,9 @@
       <w:contextualSpacing/>
     </w:pPr>
   </w:style>
-  <w:style w:type="character" w:styleId="IntenseEmphasis">
+  <w:style w:type="character" w:styleId="aa">
     <w:name w:val="Intense Emphasis"/>
-    <w:basedOn w:val="DefaultParagraphFont"/>
+    <w:basedOn w:val="a0"/>
     <w:uiPriority w:val="21"/>
     <w:qFormat/>
     <w:rsid w:val="00430798"/>
@@ -4143,11 +3393,11 @@
       <w:color w:val="2F5496" w:themeColor="accent1" w:themeShade="BF"/>
     </w:rPr>
   </w:style>
-  <w:style w:type="paragraph" w:styleId="IntenseQuote">
+  <w:style w:type="paragraph" w:styleId="ab">
     <w:name w:val="Intense Quote"/>
-    <w:basedOn w:val="Normal"/>
-    <w:next w:val="Normal"/>
-    <w:link w:val="IntenseQuoteChar"/>
+    <w:basedOn w:val="a"/>
+    <w:next w:val="a"/>
+    <w:link w:val="ac"/>
     <w:uiPriority w:val="30"/>
     <w:qFormat/>
     <w:rsid w:val="00430798"/>
@@ -4166,10 +3416,10 @@
       <w:color w:val="2F5496" w:themeColor="accent1" w:themeShade="BF"/>
     </w:rPr>
   </w:style>
-  <w:style w:type="character" w:customStyle="1" w:styleId="IntenseQuoteChar">
-    <w:name w:val="Intense Quote Char"/>
-    <w:basedOn w:val="DefaultParagraphFont"/>
-    <w:link w:val="IntenseQuote"/>
+  <w:style w:type="character" w:customStyle="1" w:styleId="ac">
+    <w:name w:val="ציטוט חזק תו"/>
+    <w:basedOn w:val="a0"/>
+    <w:link w:val="ab"/>
     <w:uiPriority w:val="30"/>
     <w:rsid w:val="00430798"/>
     <w:rPr>
@@ -4183,9 +3433,9 @@
       <w14:ligatures w14:val="none"/>
     </w:rPr>
   </w:style>
-  <w:style w:type="character" w:styleId="IntenseReference">
+  <w:style w:type="character" w:styleId="ad">
     <w:name w:val="Intense Reference"/>
-    <w:basedOn w:val="DefaultParagraphFont"/>
+    <w:basedOn w:val="a0"/>
     <w:uiPriority w:val="32"/>
     <w:qFormat/>
     <w:rsid w:val="00430798"/>
@@ -4197,10 +3447,10 @@
       <w:spacing w:val="5"/>
     </w:rPr>
   </w:style>
-  <w:style w:type="paragraph" w:styleId="FootnoteText">
+  <w:style w:type="paragraph" w:styleId="ae">
     <w:name w:val="footnote text"/>
-    <w:basedOn w:val="Normal"/>
-    <w:link w:val="FootnoteTextChar"/>
+    <w:basedOn w:val="a"/>
+    <w:link w:val="af"/>
     <w:uiPriority w:val="99"/>
     <w:semiHidden/>
     <w:unhideWhenUsed/>
@@ -4213,10 +3463,10 @@
       <w:szCs w:val="20"/>
     </w:rPr>
   </w:style>
-  <w:style w:type="character" w:customStyle="1" w:styleId="FootnoteTextChar">
-    <w:name w:val="Footnote Text Char"/>
-    <w:basedOn w:val="DefaultParagraphFont"/>
-    <w:link w:val="FootnoteText"/>
+  <w:style w:type="character" w:customStyle="1" w:styleId="af">
+    <w:name w:val="טקסט הערת שוליים תו"/>
+    <w:basedOn w:val="a0"/>
+    <w:link w:val="ae"/>
     <w:uiPriority w:val="99"/>
     <w:semiHidden/>
     <w:rsid w:val="00430798"/>
@@ -4228,9 +3478,9 @@
       <w14:ligatures w14:val="none"/>
     </w:rPr>
   </w:style>
-  <w:style w:type="character" w:styleId="FootnoteReference">
+  <w:style w:type="character" w:styleId="af0">
     <w:name w:val="footnote reference"/>
-    <w:basedOn w:val="DefaultParagraphFont"/>
+    <w:basedOn w:val="a0"/>
     <w:uiPriority w:val="99"/>
     <w:semiHidden/>
     <w:unhideWhenUsed/>
@@ -4241,7 +3491,7 @@
   </w:style>
   <w:style w:type="character" w:styleId="Hyperlink">
     <w:name w:val="Hyperlink"/>
-    <w:basedOn w:val="DefaultParagraphFont"/>
+    <w:basedOn w:val="a0"/>
     <w:uiPriority w:val="99"/>
     <w:unhideWhenUsed/>
     <w:rsid w:val="00A6696F"/>
@@ -4250,9 +3500,9 @@
       <w:u w:val="none"/>
     </w:rPr>
   </w:style>
-  <w:style w:type="character" w:styleId="UnresolvedMention">
+  <w:style w:type="character" w:styleId="af1">
     <w:name w:val="Unresolved Mention"/>
-    <w:basedOn w:val="DefaultParagraphFont"/>
+    <w:basedOn w:val="a0"/>
     <w:uiPriority w:val="99"/>
     <w:semiHidden/>
     <w:unhideWhenUsed/>
@@ -4264,7 +3514,7 @@
   </w:style>
   <w:style w:type="character" w:styleId="FollowedHyperlink">
     <w:name w:val="FollowedHyperlink"/>
-    <w:basedOn w:val="DefaultParagraphFont"/>
+    <w:basedOn w:val="a0"/>
     <w:uiPriority w:val="99"/>
     <w:semiHidden/>
     <w:unhideWhenUsed/>
@@ -4274,10 +3524,10 @@
       <w:u w:val="none"/>
     </w:rPr>
   </w:style>
-  <w:style w:type="paragraph" w:styleId="EndnoteText">
+  <w:style w:type="paragraph" w:styleId="af2">
     <w:name w:val="endnote text"/>
-    <w:basedOn w:val="Normal"/>
-    <w:link w:val="EndnoteTextChar"/>
+    <w:basedOn w:val="a"/>
+    <w:link w:val="af3"/>
     <w:uiPriority w:val="99"/>
     <w:semiHidden/>
     <w:unhideWhenUsed/>
@@ -4290,10 +3540,10 @@
       <w:szCs w:val="20"/>
     </w:rPr>
   </w:style>
-  <w:style w:type="character" w:customStyle="1" w:styleId="EndnoteTextChar">
-    <w:name w:val="Endnote Text Char"/>
-    <w:basedOn w:val="DefaultParagraphFont"/>
-    <w:link w:val="EndnoteText"/>
+  <w:style w:type="character" w:customStyle="1" w:styleId="af3">
+    <w:name w:val="טקסט הערת סיום תו"/>
+    <w:basedOn w:val="a0"/>
+    <w:link w:val="af2"/>
     <w:uiPriority w:val="99"/>
     <w:semiHidden/>
     <w:rsid w:val="00886FDD"/>
@@ -4305,9 +3555,9 @@
       <w14:ligatures w14:val="none"/>
     </w:rPr>
   </w:style>
-  <w:style w:type="character" w:styleId="EndnoteReference">
+  <w:style w:type="character" w:styleId="af4">
     <w:name w:val="endnote reference"/>
-    <w:basedOn w:val="DefaultParagraphFont"/>
+    <w:basedOn w:val="a0"/>
     <w:uiPriority w:val="99"/>
     <w:semiHidden/>
     <w:unhideWhenUsed/>
@@ -4316,10 +3566,10 @@
       <w:vertAlign w:val="superscript"/>
     </w:rPr>
   </w:style>
-  <w:style w:type="paragraph" w:styleId="Header">
+  <w:style w:type="paragraph" w:styleId="af5">
     <w:name w:val="header"/>
-    <w:basedOn w:val="Normal"/>
-    <w:link w:val="HeaderChar"/>
+    <w:basedOn w:val="a"/>
+    <w:link w:val="af6"/>
     <w:uiPriority w:val="99"/>
     <w:unhideWhenUsed/>
     <w:rsid w:val="00BB3A34"/>
@@ -4331,10 +3581,10 @@
       <w:spacing w:after="0"/>
     </w:pPr>
   </w:style>
-  <w:style w:type="character" w:customStyle="1" w:styleId="HeaderChar">
-    <w:name w:val="Header Char"/>
-    <w:basedOn w:val="DefaultParagraphFont"/>
-    <w:link w:val="Header"/>
+  <w:style w:type="character" w:customStyle="1" w:styleId="af6">
+    <w:name w:val="כותרת עליונה תו"/>
+    <w:basedOn w:val="a0"/>
+    <w:link w:val="af5"/>
     <w:uiPriority w:val="99"/>
     <w:rsid w:val="00BB3A34"/>
     <w:rPr>
@@ -4345,10 +3595,10 @@
       <w14:ligatures w14:val="none"/>
     </w:rPr>
   </w:style>
-  <w:style w:type="paragraph" w:styleId="Footer">
+  <w:style w:type="paragraph" w:styleId="af7">
     <w:name w:val="footer"/>
-    <w:basedOn w:val="Normal"/>
-    <w:link w:val="FooterChar"/>
+    <w:basedOn w:val="a"/>
+    <w:link w:val="af8"/>
     <w:uiPriority w:val="99"/>
     <w:unhideWhenUsed/>
     <w:rsid w:val="00BB3A34"/>
@@ -4360,10 +3610,10 @@
       <w:spacing w:after="0"/>
     </w:pPr>
   </w:style>
-  <w:style w:type="character" w:customStyle="1" w:styleId="FooterChar">
-    <w:name w:val="Footer Char"/>
-    <w:basedOn w:val="DefaultParagraphFont"/>
-    <w:link w:val="Footer"/>
+  <w:style w:type="character" w:customStyle="1" w:styleId="af8">
+    <w:name w:val="כותרת תחתונה תו"/>
+    <w:basedOn w:val="a0"/>
+    <w:link w:val="af7"/>
     <w:uiPriority w:val="99"/>
     <w:rsid w:val="00BB3A34"/>
     <w:rPr>
